--- a/prosedurler/EMS.SA.PRO.04.02. Purchasing Procedure.docx
+++ b/prosedurler/EMS.SA.PRO.04.02. Purchasing Procedure.docx
@@ -2877,69 +2877,6 @@
                 <w:color w:val="000000"/>
                 <w:lang w:val="en-GB" w:eastAsia="en-GB"/>
               </w:rPr>
-              <w:drawing>
-                <wp:anchor distT="0" distB="0" distL="114300" distR="114300" simplePos="0" relativeHeight="251658240" behindDoc="0" locked="0" layoutInCell="1" allowOverlap="1" wp14:anchorId="168E1990" wp14:editId="230A926C">
-                  <wp:simplePos x="0" y="0"/>
-                  <wp:positionH relativeFrom="column">
-                    <wp:posOffset>-143510</wp:posOffset>
-                  </wp:positionH>
-                  <wp:positionV relativeFrom="paragraph">
-                    <wp:posOffset>153670</wp:posOffset>
-                  </wp:positionV>
-                  <wp:extent cx="1569720" cy="1046480"/>
-                  <wp:effectExtent l="0" t="0" r="0" b="0"/>
-                  <wp:wrapNone/>
-                  <wp:docPr id="1968470152" name="Resim 1"/>
-                  <wp:cNvGraphicFramePr>
-                    <a:graphicFrameLocks xmlns:a="http://schemas.openxmlformats.org/drawingml/2006/main" noChangeAspect="1"/>
-                  </wp:cNvGraphicFramePr>
-                  <a:graphic xmlns:a="http://schemas.openxmlformats.org/drawingml/2006/main">
-                    <a:graphicData uri="http://schemas.openxmlformats.org/drawingml/2006/picture">
-                      <pic:pic xmlns:pic="http://schemas.openxmlformats.org/drawingml/2006/picture">
-                        <pic:nvPicPr>
-                          <pic:cNvPr id="1968470152" name="Resim 1968470152"/>
-                          <pic:cNvPicPr/>
-                        </pic:nvPicPr>
-                        <pic:blipFill>
-                          <a:blip r:embed="rId9" cstate="print">
-                            <a:extLst>
-                              <a:ext uri="{28A0092B-C50C-407E-A947-70E740481C1C}">
-                                <a14:useLocalDpi xmlns:a14="http://schemas.microsoft.com/office/drawing/2010/main" val="0"/>
-                              </a:ext>
-                            </a:extLst>
-                          </a:blip>
-                          <a:stretch>
-                            <a:fillRect/>
-                          </a:stretch>
-                        </pic:blipFill>
-                        <pic:spPr>
-                          <a:xfrm>
-                            <a:off x="0" y="0"/>
-                            <a:ext cx="1569720" cy="1046480"/>
-                          </a:xfrm>
-                          <a:prstGeom prst="rect">
-                            <a:avLst/>
-                          </a:prstGeom>
-                        </pic:spPr>
-                      </pic:pic>
-                    </a:graphicData>
-                  </a:graphic>
-                  <wp14:sizeRelH relativeFrom="page">
-                    <wp14:pctWidth>0</wp14:pctWidth>
-                  </wp14:sizeRelH>
-                  <wp14:sizeRelV relativeFrom="page">
-                    <wp14:pctHeight>0</wp14:pctHeight>
-                  </wp14:sizeRelV>
-                </wp:anchor>
-              </w:drawing>
-            </w:r>
-            <w:r>
-              <w:rPr>
-                <w:rFonts w:ascii="Calibri" w:eastAsia="Times New Roman" w:hAnsi="Calibri" w:cs="Calibri"/>
-                <w:noProof/>
-                <w:color w:val="000000"/>
-                <w:lang w:val="en-GB" w:eastAsia="en-GB"/>
-              </w:rPr>
               <w:t>Kalite Güvence Müdürü</w:t>
             </w:r>
           </w:p>
@@ -2979,7 +2916,7 @@
                 <w:szCs w:val="18"/>
                 <w:lang w:val="en-GB" w:eastAsia="en-GB"/>
               </w:rPr>
-              <w:t>ABDULLAH BAYDOGAN</w:t>
+              <w:t>ABDULLAH BAYDOĞAN</w:t>
             </w:r>
           </w:p>
         </w:tc>
@@ -3145,7 +3082,7 @@
               <w:bottom w:val="single" w:sz="4" w:space="0" w:color="auto"/>
               <w:right w:val="single" w:sz="4" w:space="0" w:color="auto"/>
             </w:tcBorders>
-            <w:vAlign w:val="bottom"/>
+            <w:vAlign w:val="center"/>
           </w:tcPr>
           <w:p>
             <w:pPr>
@@ -3157,6 +3094,43 @@
                 <w:lang w:val="en-GB" w:eastAsia="en-GB"/>
               </w:rPr>
             </w:pPr>
+            <w:r>
+              <w:drawing>
+                <wp:inline distT="0" distB="0" distL="0" distR="0">
+                  <wp:extent cx="659218" cy="566928"/>
+                  <wp:effectExtent l="0" t="0" r="0" b="0"/>
+                  <wp:docPr id="900102" name="Imza Ali Kaan Genc"/>
+                  <wp:cNvGraphicFramePr>
+                    <a:graphicFrameLocks xmlns:a="http://schemas.openxmlformats.org/drawingml/2006/main" noChangeAspect="1"/>
+                  </wp:cNvGraphicFramePr>
+                  <a:graphic xmlns:a="http://schemas.openxmlformats.org/drawingml/2006/main">
+                    <a:graphicData uri="http://schemas.openxmlformats.org/drawingml/2006/picture">
+                      <pic:pic xmlns:pic="http://schemas.openxmlformats.org/drawingml/2006/picture">
+                        <pic:nvPicPr>
+                          <pic:cNvPr id="900102" name="Imza Ali Kaan Genc"/>
+                          <pic:cNvPicPr/>
+                        </pic:nvPicPr>
+                        <pic:blipFill>
+                          <a:blip r:embed="sigAliKaan"/>
+                          <a:stretch>
+                            <a:fillRect/>
+                          </a:stretch>
+                        </pic:blipFill>
+                        <pic:spPr>
+                          <a:xfrm>
+                            <a:off x="0" y="0"/>
+                            <a:ext cx="659218" cy="566928"/>
+                          </a:xfrm>
+                          <a:prstGeom prst="rect">
+                            <a:avLst/>
+                          </a:prstGeom>
+                        </pic:spPr>
+                      </pic:pic>
+                    </a:graphicData>
+                  </a:graphic>
+                </wp:inline>
+              </w:drawing>
+            </w:r>
           </w:p>
         </w:tc>
         <w:tc>
@@ -3193,7 +3167,7 @@
               <w:bottom w:val="single" w:sz="4" w:space="0" w:color="auto"/>
               <w:right w:val="single" w:sz="4" w:space="0" w:color="auto"/>
             </w:tcBorders>
-            <w:vAlign w:val="bottom"/>
+            <w:vAlign w:val="center"/>
           </w:tcPr>
           <w:p>
             <w:pPr>
@@ -3205,6 +3179,43 @@
                 <w:lang w:val="en-GB" w:eastAsia="en-GB"/>
               </w:rPr>
             </w:pPr>
+            <w:r>
+              <w:drawing>
+                <wp:inline distT="0" distB="0" distL="0" distR="0">
+                  <wp:extent cx="850392" cy="566928"/>
+                  <wp:effectExtent l="0" t="0" r="0" b="0"/>
+                  <wp:docPr id="900104" name="Imza Abdullah Baydogan"/>
+                  <wp:cNvGraphicFramePr>
+                    <a:graphicFrameLocks xmlns:a="http://schemas.openxmlformats.org/drawingml/2006/main" noChangeAspect="1"/>
+                  </wp:cNvGraphicFramePr>
+                  <a:graphic xmlns:a="http://schemas.openxmlformats.org/drawingml/2006/main">
+                    <a:graphicData uri="http://schemas.openxmlformats.org/drawingml/2006/picture">
+                      <pic:pic xmlns:pic="http://schemas.openxmlformats.org/drawingml/2006/picture">
+                        <pic:nvPicPr>
+                          <pic:cNvPr id="900104" name="Imza Abdullah Baydogan"/>
+                          <pic:cNvPicPr/>
+                        </pic:nvPicPr>
+                        <pic:blipFill>
+                          <a:blip r:embed="rId9"/>
+                          <a:stretch>
+                            <a:fillRect/>
+                          </a:stretch>
+                        </pic:blipFill>
+                        <pic:spPr>
+                          <a:xfrm>
+                            <a:off x="0" y="0"/>
+                            <a:ext cx="850392" cy="566928"/>
+                          </a:xfrm>
+                          <a:prstGeom prst="rect">
+                            <a:avLst/>
+                          </a:prstGeom>
+                        </pic:spPr>
+                      </pic:pic>
+                    </a:graphicData>
+                  </a:graphic>
+                </wp:inline>
+              </w:drawing>
+            </w:r>
           </w:p>
         </w:tc>
         <w:tc>
@@ -3241,7 +3252,7 @@
               <w:bottom w:val="single" w:sz="4" w:space="0" w:color="auto"/>
               <w:right w:val="single" w:sz="4" w:space="0" w:color="auto"/>
             </w:tcBorders>
-            <w:vAlign w:val="bottom"/>
+            <w:vAlign w:val="center"/>
           </w:tcPr>
           <w:p>
             <w:pPr>
@@ -3253,6 +3264,43 @@
                 <w:lang w:val="en-GB" w:eastAsia="en-GB"/>
               </w:rPr>
             </w:pPr>
+            <w:r>
+              <w:drawing>
+                <wp:inline distT="0" distB="0" distL="0" distR="0">
+                  <wp:extent cx="944879" cy="566928"/>
+                  <wp:effectExtent l="0" t="0" r="0" b="0"/>
+                  <wp:docPr id="900106" name="Imza Fatih Salbars"/>
+                  <wp:cNvGraphicFramePr>
+                    <a:graphicFrameLocks xmlns:a="http://schemas.openxmlformats.org/drawingml/2006/main" noChangeAspect="1"/>
+                  </wp:cNvGraphicFramePr>
+                  <a:graphic xmlns:a="http://schemas.openxmlformats.org/drawingml/2006/main">
+                    <a:graphicData uri="http://schemas.openxmlformats.org/drawingml/2006/picture">
+                      <pic:pic xmlns:pic="http://schemas.openxmlformats.org/drawingml/2006/picture">
+                        <pic:nvPicPr>
+                          <pic:cNvPr id="900106" name="Imza Fatih Salbars"/>
+                          <pic:cNvPicPr/>
+                        </pic:nvPicPr>
+                        <pic:blipFill>
+                          <a:blip r:embed="sigFatih"/>
+                          <a:stretch>
+                            <a:fillRect/>
+                          </a:stretch>
+                        </pic:blipFill>
+                        <pic:spPr>
+                          <a:xfrm>
+                            <a:off x="0" y="0"/>
+                            <a:ext cx="944879" cy="566928"/>
+                          </a:xfrm>
+                          <a:prstGeom prst="rect">
+                            <a:avLst/>
+                          </a:prstGeom>
+                        </pic:spPr>
+                      </pic:pic>
+                    </a:graphicData>
+                  </a:graphic>
+                </wp:inline>
+              </w:drawing>
+            </w:r>
           </w:p>
         </w:tc>
       </w:tr>

--- a/prosedurler/EMS.SA.PRO.04.02. Purchasing Procedure.docx
+++ b/prosedurler/EMS.SA.PRO.04.02. Purchasing Procedure.docx
@@ -32,7 +32,7 @@
           <w:sz w:val="24"/>
           <w:szCs w:val="24"/>
         </w:rPr>
-        <w:t xml:space="preserve">This procedure defines how purchase needs are identified, requested, approved, ordered, received and followed up at Eroglu Knitting (EMS), so that the purchased materials, chemicals, equipment and services meet the specified requirements and are delivered on time.</w:t>
+        <w:t xml:space="preserve">This procedure defines how purchase needs are identified, requested, approved, ordered, confirmed, received and followed up at Eroglu Knitting (EMS), so that the purchased materials, chemicals, equipment and services meet the specified requirements and are delivered on time, in line with ISO 9001:2015 clause 8.4.</w:t>
       </w:r>
     </w:p>
     <w:p>
@@ -73,7 +73,7 @@
           <w:sz w:val="24"/>
           <w:szCs w:val="24"/>
         </w:rPr>
-        <w:t xml:space="preserve">This procedure covers all purchases of EMS, including raw materials, trims and accessories, packaging, dyes and chemicals, spare parts, machines, consumables and services, whether purchased locally or imported.</w:t>
+        <w:t xml:space="preserve">This procedure covers all purchases of EMS, including raw materials, trims and accessories, packaging, dyes and chemicals, spare parts, machines, consumables and services, whether purchased locally or imported. Selection and evaluation of suppliers are covered by EMS.SA.PRO.04.03.</w:t>
       </w:r>
     </w:p>
     <w:p>
@@ -158,15 +158,15 @@
           <w:sz w:val="24"/>
           <w:szCs w:val="24"/>
         </w:rPr>
-        <w:t xml:space="preserve">Purchasing Department:</w:t>
-      </w:r>
-      <w:r>
-        <w:rPr>
-          <w:rFonts w:ascii="Calibri" w:hAnsi="Calibri" w:cs="Arial"/>
-          <w:sz w:val="24"/>
-          <w:szCs w:val="24"/>
-        </w:rPr>
-        <w:t xml:space="preserve"> Collects quotations, selects the supplier from the Approved Supplier List, issues purchase orders and follows deliveries.</w:t>
+        <w:t xml:space="preserve">Planning:</w:t>
+      </w:r>
+      <w:r>
+        <w:rPr>
+          <w:rFonts w:ascii="Calibri" w:hAnsi="Calibri" w:cs="Arial"/>
+          <w:sz w:val="24"/>
+          <w:szCs w:val="24"/>
+        </w:rPr>
+        <w:t xml:space="preserve"> Determines the need and quantity of order-related materials from the approved order and bill of materials.</w:t>
       </w:r>
     </w:p>
     <w:p>
@@ -192,15 +192,15 @@
           <w:sz w:val="24"/>
           <w:szCs w:val="24"/>
         </w:rPr>
-        <w:t xml:space="preserve">Department Manager / General Manager:</w:t>
-      </w:r>
-      <w:r>
-        <w:rPr>
-          <w:rFonts w:ascii="Calibri" w:hAnsi="Calibri" w:cs="Arial"/>
-          <w:sz w:val="24"/>
-          <w:szCs w:val="24"/>
-        </w:rPr>
-        <w:t xml:space="preserve"> Approve purchase requests and orders according to the authority limits.</w:t>
+        <w:t xml:space="preserve">Purchasing Department:</w:t>
+      </w:r>
+      <w:r>
+        <w:rPr>
+          <w:rFonts w:ascii="Calibri" w:hAnsi="Calibri" w:cs="Arial"/>
+          <w:sz w:val="24"/>
+          <w:szCs w:val="24"/>
+        </w:rPr>
+        <w:t xml:space="preserve"> Collects quotations, selects the supplier from the Approved Supplier List, issues purchase orders, obtains order confirmations and follows deliveries.</w:t>
       </w:r>
     </w:p>
     <w:p>
@@ -226,15 +226,15 @@
           <w:sz w:val="24"/>
           <w:szCs w:val="24"/>
         </w:rPr>
-        <w:t xml:space="preserve">Warehouse and Quality Assurance:</w:t>
-      </w:r>
-      <w:r>
-        <w:rPr>
-          <w:rFonts w:ascii="Calibri" w:hAnsi="Calibri" w:cs="Arial"/>
-          <w:sz w:val="24"/>
-          <w:szCs w:val="24"/>
-        </w:rPr>
-        <w:t xml:space="preserve"> Receive and inspect the delivered goods and report any nonconformity.</w:t>
+        <w:t xml:space="preserve">Department Manager / General Manager:</w:t>
+      </w:r>
+      <w:r>
+        <w:rPr>
+          <w:rFonts w:ascii="Calibri" w:hAnsi="Calibri" w:cs="Arial"/>
+          <w:sz w:val="24"/>
+          <w:szCs w:val="24"/>
+        </w:rPr>
+        <w:t xml:space="preserve"> Approve purchase requests and orders according to the authority limits.</w:t>
       </w:r>
     </w:p>
     <w:p>
@@ -260,6 +260,40 @@
           <w:sz w:val="24"/>
           <w:szCs w:val="24"/>
         </w:rPr>
+        <w:t xml:space="preserve">Warehouse and Quality Assurance:</w:t>
+      </w:r>
+      <w:r>
+        <w:rPr>
+          <w:rFonts w:ascii="Calibri" w:hAnsi="Calibri" w:cs="Arial"/>
+          <w:sz w:val="24"/>
+          <w:szCs w:val="24"/>
+        </w:rPr>
+        <w:t xml:space="preserve"> Receive and inspect the delivered goods and report any nonconformity; Laboratory reports test results.</w:t>
+      </w:r>
+    </w:p>
+    <w:p>
+      <w:pPr>
+        <w:pStyle w:val="ListeParagraf"/>
+        <w:spacing w:after="80"/>
+        <w:ind w:left="709" w:right="0"/>
+        <w:jc w:val="both"/>
+      </w:pPr>
+      <w:r>
+        <w:rPr>
+          <w:rFonts w:ascii="Calibri" w:hAnsi="Calibri" w:cs="Arial"/>
+          <w:sz w:val="24"/>
+          <w:szCs w:val="24"/>
+        </w:rPr>
+        <w:t xml:space="preserve">• </w:t>
+      </w:r>
+      <w:r>
+        <w:rPr>
+          <w:rFonts w:ascii="Calibri" w:hAnsi="Calibri" w:cs="Arial"/>
+          <w:b/>
+          <w:bCs/>
+          <w:sz w:val="24"/>
+          <w:szCs w:val="24"/>
+        </w:rPr>
         <w:t xml:space="preserve">Chemical Manager:</w:t>
       </w:r>
       <w:r>
@@ -405,6 +439,108 @@
         <w:ind w:left="709" w:right="0"/>
         <w:jc w:val="both"/>
       </w:pPr>
+      <w:r>
+        <w:rPr>
+          <w:rFonts w:ascii="Calibri" w:hAnsi="Calibri" w:cs="Arial"/>
+          <w:sz w:val="24"/>
+          <w:szCs w:val="24"/>
+        </w:rPr>
+        <w:t xml:space="preserve">• </w:t>
+      </w:r>
+      <w:r>
+        <w:rPr>
+          <w:rFonts w:ascii="Calibri" w:hAnsi="Calibri" w:cs="Arial"/>
+          <w:b/>
+          <w:bCs/>
+          <w:sz w:val="24"/>
+          <w:szCs w:val="24"/>
+        </w:rPr>
+        <w:t xml:space="preserve">Order Confirmation:</w:t>
+      </w:r>
+      <w:r>
+        <w:rPr>
+          <w:rFonts w:ascii="Calibri" w:hAnsi="Calibri" w:cs="Arial"/>
+          <w:sz w:val="24"/>
+          <w:szCs w:val="24"/>
+        </w:rPr>
+        <w:t xml:space="preserve"> The written acceptance of the purchase order by the supplier, including the confirmed delivery date.</w:t>
+      </w:r>
+    </w:p>
+    <w:p>
+      <w:pPr>
+        <w:pStyle w:val="ListeParagraf"/>
+        <w:spacing w:after="80"/>
+        <w:ind w:left="709" w:right="0"/>
+        <w:jc w:val="both"/>
+      </w:pPr>
+      <w:r>
+        <w:rPr>
+          <w:rFonts w:ascii="Calibri" w:hAnsi="Calibri" w:cs="Arial"/>
+          <w:sz w:val="24"/>
+          <w:szCs w:val="24"/>
+        </w:rPr>
+        <w:t xml:space="preserve">• </w:t>
+      </w:r>
+      <w:r>
+        <w:rPr>
+          <w:rFonts w:ascii="Calibri" w:hAnsi="Calibri" w:cs="Arial"/>
+          <w:b/>
+          <w:bCs/>
+          <w:sz w:val="24"/>
+          <w:szCs w:val="24"/>
+        </w:rPr>
+        <w:t xml:space="preserve">Approved Supplier List:</w:t>
+      </w:r>
+      <w:r>
+        <w:rPr>
+          <w:rFonts w:ascii="Calibri" w:hAnsi="Calibri" w:cs="Arial"/>
+          <w:sz w:val="24"/>
+          <w:szCs w:val="24"/>
+        </w:rPr>
+        <w:t xml:space="preserve"> The list of suppliers evaluated and approved according to EMS.SA.PRO.04.03.</w:t>
+      </w:r>
+    </w:p>
+    <w:p>
+      <w:pPr>
+        <w:pStyle w:val="ListeParagraf"/>
+        <w:spacing w:after="80"/>
+        <w:ind w:left="709" w:right="0"/>
+        <w:jc w:val="both"/>
+      </w:pPr>
+      <w:r>
+        <w:rPr>
+          <w:rFonts w:ascii="Calibri" w:hAnsi="Calibri" w:cs="Arial"/>
+          <w:sz w:val="24"/>
+          <w:szCs w:val="24"/>
+        </w:rPr>
+        <w:t xml:space="preserve">• </w:t>
+      </w:r>
+      <w:r>
+        <w:rPr>
+          <w:rFonts w:ascii="Calibri" w:hAnsi="Calibri" w:cs="Arial"/>
+          <w:b/>
+          <w:bCs/>
+          <w:sz w:val="24"/>
+          <w:szCs w:val="24"/>
+        </w:rPr>
+        <w:t xml:space="preserve">Goods Receipt Note (GRN):</w:t>
+      </w:r>
+      <w:r>
+        <w:rPr>
+          <w:rFonts w:ascii="Calibri" w:hAnsi="Calibri" w:cs="Arial"/>
+          <w:sz w:val="24"/>
+          <w:szCs w:val="24"/>
+        </w:rPr>
+        <w:t xml:space="preserve"> The record confirming the quantity and condition of goods received against the purchase order.</w:t>
+      </w:r>
+    </w:p>
+    <w:p>
+      <w:pPr>
+        <w:pStyle w:val="ListeParagraf"/>
+        <w:spacing w:after="80"/>
+        <w:ind w:left="709" w:right="0"/>
+        <w:jc w:val="both"/>
+      </w:pPr>
     </w:p>
     <w:p>
       <w:pPr>
@@ -485,7 +621,7 @@
           <w:sz w:val="24"/>
           <w:szCs w:val="24"/>
         </w:rPr>
-        <w:t xml:space="preserve">1.3. The requesting department fills in a purchase request with the technical specification, quantity, required date and, where needed, the customer or certification requirement (for example GRS, OCS, RSL).</w:t>
+        <w:t xml:space="preserve">1.3. The requesting department fills in the Purchase Request and Order Form (FRM-SAT-02) with the technical specification, quantity, required date and, where needed, the customer or certification requirement (for example GRS, OCS, RSL) (TLM-SAT-02).</w:t>
       </w:r>
     </w:p>
     <w:p>
@@ -552,6 +688,22 @@
         <w:ind w:left="709" w:right="0"/>
         <w:jc w:val="both"/>
       </w:pPr>
+      <w:r>
+        <w:rPr>
+          <w:rFonts w:ascii="Calibri" w:hAnsi="Calibri" w:cs="Arial"/>
+          <w:sz w:val="24"/>
+          <w:szCs w:val="24"/>
+        </w:rPr>
+        <w:t xml:space="preserve">2.3. Requests that do not contain a clear specification, quantity and date are returned to the requester.</w:t>
+      </w:r>
+    </w:p>
+    <w:p>
+      <w:pPr>
+        <w:pStyle w:val="ListeParagraf"/>
+        <w:spacing w:after="80"/>
+        <w:ind w:left="709" w:right="0"/>
+        <w:jc w:val="both"/>
+      </w:pPr>
     </w:p>
     <w:p>
       <w:pPr>
@@ -583,7 +735,7 @@
           <w:sz w:val="24"/>
           <w:szCs w:val="24"/>
         </w:rPr>
-        <w:t xml:space="preserve">3.1. The Purchasing Department selects suppliers from the Approved Supplier List.</w:t>
+        <w:t xml:space="preserve">3.1. The Purchasing Department selects suppliers from the Approved Supplier List; orders are placed only with listed suppliers.</w:t>
       </w:r>
     </w:p>
     <w:p>
@@ -599,7 +751,7 @@
           <w:sz w:val="24"/>
           <w:szCs w:val="24"/>
         </w:rPr>
-        <w:t xml:space="preserve">3.2. For purchases above the defined value, at least three quotations are obtained and compared on price, quality, delivery time and payment terms.</w:t>
+        <w:t xml:space="preserve">3.2. For purchases above the defined value, at least three quotations are obtained and compared on price, quality, delivery time and payment terms; the comparison is recorded.</w:t>
       </w:r>
     </w:p>
     <w:p>
@@ -748,7 +900,7 @@
           <w:sz w:val="24"/>
           <w:szCs w:val="24"/>
         </w:rPr>
-        <w:t xml:space="preserve">Quality, chemical, certification (transaction certificate) and documentation requirements.</w:t>
+        <w:t xml:space="preserve">Quality, test, restricted substance (RSL / MRSL), chemical, certification (transaction certificate) and documentation requirements.</w:t>
       </w:r>
     </w:p>
     <w:p>
@@ -764,7 +916,23 @@
           <w:sz w:val="24"/>
           <w:szCs w:val="24"/>
         </w:rPr>
-        <w:t xml:space="preserve">4.2. The purchase order is approved according to the authority limits and sent to the supplier; the supplier confirms the order in writing.</w:t>
+        <w:t xml:space="preserve">4.2. The purchase order is approved according to the authority limits and sent to the supplier.</w:t>
+      </w:r>
+    </w:p>
+    <w:p>
+      <w:pPr>
+        <w:pStyle w:val="ListeParagraf"/>
+        <w:spacing w:after="80"/>
+        <w:ind w:left="709" w:right="0"/>
+        <w:jc w:val="both"/>
+      </w:pPr>
+      <w:r>
+        <w:rPr>
+          <w:rFonts w:ascii="Calibri" w:hAnsi="Calibri" w:cs="Arial"/>
+          <w:sz w:val="24"/>
+          <w:szCs w:val="24"/>
+        </w:rPr>
+        <w:t xml:space="preserve">4.3. Purchase order changes are agreed in writing with the supplier and approved at the same level as the original order.</w:t>
       </w:r>
     </w:p>
     <w:p>
@@ -789,7 +957,7 @@
           <w:sz w:val="24"/>
           <w:szCs w:val="24"/>
         </w:rPr>
-        <w:t xml:space="preserve">5. FOLLOW-UP AND RECEIVING</w:t>
+        <w:t xml:space="preserve">5. ORDER CONFIRMATION AND DELIVERY FOLLOW-UP</w:t>
       </w:r>
     </w:p>
     <w:p>
@@ -805,7 +973,7 @@
           <w:sz w:val="24"/>
           <w:szCs w:val="24"/>
         </w:rPr>
-        <w:t xml:space="preserve">5.1. The Purchasing Department follows the order until delivery and informs production planning of any delay.</w:t>
+        <w:t xml:space="preserve">5.1. The supplier confirms the order in writing; unconfirmed orders are chased and recorded on the Order Confirmation and Lead-Time Follow-Up Form (FRM-SAT-03) (TLM-SAT-03).</w:t>
       </w:r>
     </w:p>
     <w:p>
@@ -821,7 +989,7 @@
           <w:sz w:val="24"/>
           <w:szCs w:val="24"/>
         </w:rPr>
-        <w:t xml:space="preserve">5.2. Goods are received by the warehouse according to EMS.DP.PRO.08.01. and inspected by Quality Assurance according to EMS.QA.PRO.02.09.</w:t>
+        <w:t xml:space="preserve">5.2. The Purchasing Department follows the order until delivery, updates the follow-up list weekly and informs production planning immediately of any delay or risk of delay.</w:t>
       </w:r>
     </w:p>
     <w:p>
@@ -837,23 +1005,7 @@
           <w:sz w:val="24"/>
           <w:szCs w:val="24"/>
         </w:rPr>
-        <w:t xml:space="preserve">5.3. Nonconforming goods are put on hold, the supplier is informed and the goods are returned, replaced or accepted with concession as decided.</w:t>
-      </w:r>
-    </w:p>
-    <w:p>
-      <w:pPr>
-        <w:pStyle w:val="ListeParagraf"/>
-        <w:spacing w:after="80"/>
-        <w:ind w:left="709" w:right="0"/>
-        <w:jc w:val="both"/>
-      </w:pPr>
-      <w:r>
-        <w:rPr>
-          <w:rFonts w:ascii="Calibri" w:hAnsi="Calibri" w:cs="Arial"/>
-          <w:sz w:val="24"/>
-          <w:szCs w:val="24"/>
-        </w:rPr>
-        <w:t xml:space="preserve">5.4. Supplier invoices are matched with the purchase order and the goods receipt note before payment.</w:t>
+        <w:t xml:space="preserve">5.3. Where a delay affects a customer order, Planning and Merchandising decide on an alternative source, partial shipment or expediting action.</w:t>
       </w:r>
     </w:p>
     <w:p>
@@ -878,7 +1030,7 @@
           <w:sz w:val="24"/>
           <w:szCs w:val="24"/>
         </w:rPr>
-        <w:t xml:space="preserve">6. MONITORING AND PERFORMANCE</w:t>
+        <w:t xml:space="preserve">6. RECEIVING AND INSPECTION</w:t>
       </w:r>
     </w:p>
     <w:p>
@@ -894,7 +1046,169 @@
           <w:sz w:val="24"/>
           <w:szCs w:val="24"/>
         </w:rPr>
-        <w:t xml:space="preserve">6.1. The Purchasing Manager monitors the following indicators every month and reports them in the management review:</w:t>
+        <w:t xml:space="preserve">6.1. Goods are received by the warehouse according to EMS.DP.PRO.08.01. and inspected by Quality Assurance according to EMS.QA.PRO.02.09; the supplier certificates and test reports required by the order are checked.</w:t>
+      </w:r>
+    </w:p>
+    <w:p>
+      <w:pPr>
+        <w:pStyle w:val="ListeParagraf"/>
+        <w:spacing w:after="80"/>
+        <w:ind w:left="709" w:right="0"/>
+        <w:jc w:val="both"/>
+      </w:pPr>
+      <w:r>
+        <w:rPr>
+          <w:rFonts w:ascii="Calibri" w:hAnsi="Calibri" w:cs="Arial"/>
+          <w:sz w:val="24"/>
+          <w:szCs w:val="24"/>
+        </w:rPr>
+        <w:t xml:space="preserve">6.2. Nonconforming goods are put on hold and labelled, the supplier is informed the same day, and the goods are returned, replaced or accepted with concession as decided by Quality Assurance and the requesting department.</w:t>
+      </w:r>
+    </w:p>
+    <w:p>
+      <w:pPr>
+        <w:pStyle w:val="ListeParagraf"/>
+        <w:spacing w:after="80"/>
+        <w:ind w:left="709" w:right="0"/>
+        <w:jc w:val="both"/>
+      </w:pPr>
+      <w:r>
+        <w:rPr>
+          <w:rFonts w:ascii="Calibri" w:hAnsi="Calibri" w:cs="Arial"/>
+          <w:sz w:val="24"/>
+          <w:szCs w:val="24"/>
+        </w:rPr>
+        <w:t xml:space="preserve">6.3. Supplier invoices are matched with the purchase order and the goods receipt note before payment.</w:t>
+      </w:r>
+    </w:p>
+    <w:p>
+      <w:pPr>
+        <w:pStyle w:val="ListeParagraf"/>
+        <w:spacing w:after="80"/>
+        <w:ind w:left="709" w:right="0"/>
+        <w:jc w:val="both"/>
+      </w:pPr>
+    </w:p>
+    <w:p>
+      <w:pPr>
+        <w:pStyle w:val="ListeParagraf"/>
+        <w:spacing w:before="120" w:after="60"/>
+        <w:ind w:left="709" w:right="0"/>
+      </w:pPr>
+      <w:r>
+        <w:rPr>
+          <w:rFonts w:ascii="Calibri" w:hAnsi="Calibri" w:cs="Arial"/>
+          <w:b/>
+          <w:bCs/>
+          <w:sz w:val="24"/>
+          <w:szCs w:val="24"/>
+        </w:rPr>
+        <w:t xml:space="preserve">7. NONCONFORMITY AND CORRECTIVE ACTION</w:t>
+      </w:r>
+    </w:p>
+    <w:p>
+      <w:pPr>
+        <w:pStyle w:val="ListeParagraf"/>
+        <w:spacing w:after="80"/>
+        <w:ind w:left="709" w:right="0"/>
+        <w:jc w:val="both"/>
+      </w:pPr>
+      <w:r>
+        <w:rPr>
+          <w:rFonts w:ascii="Calibri" w:hAnsi="Calibri" w:cs="Arial"/>
+          <w:sz w:val="24"/>
+          <w:szCs w:val="24"/>
+        </w:rPr>
+        <w:t xml:space="preserve">7.1. The following are nonconformities: a purchase from a non-approved supplier, a delivery outside the specification, repeated late delivery, or an order placed without a written specification.</w:t>
+      </w:r>
+    </w:p>
+    <w:p>
+      <w:pPr>
+        <w:pStyle w:val="ListeParagraf"/>
+        <w:spacing w:after="80"/>
+        <w:ind w:left="709" w:right="0"/>
+        <w:jc w:val="both"/>
+      </w:pPr>
+      <w:r>
+        <w:rPr>
+          <w:rFonts w:ascii="Calibri" w:hAnsi="Calibri" w:cs="Arial"/>
+          <w:sz w:val="24"/>
+          <w:szCs w:val="24"/>
+        </w:rPr>
+        <w:t xml:space="preserve">7.2. Immediate action: nonconforming goods are quarantined, and the supplier and Quality Assurance are informed the same day.</w:t>
+      </w:r>
+    </w:p>
+    <w:p>
+      <w:pPr>
+        <w:pStyle w:val="ListeParagraf"/>
+        <w:spacing w:after="80"/>
+        <w:ind w:left="709" w:right="0"/>
+        <w:jc w:val="both"/>
+      </w:pPr>
+      <w:r>
+        <w:rPr>
+          <w:rFonts w:ascii="Calibri" w:hAnsi="Calibri" w:cs="Arial"/>
+          <w:sz w:val="24"/>
+          <w:szCs w:val="24"/>
+        </w:rPr>
+        <w:t xml:space="preserve">7.3. An 8D report is requested from the supplier (first response within 24 hours); a corrective action (DOP/CAPA) is opened according to EMS.KS.PRO.22.03, and an alternative supplier is activated when necessary.</w:t>
+      </w:r>
+    </w:p>
+    <w:p>
+      <w:pPr>
+        <w:pStyle w:val="ListeParagraf"/>
+        <w:spacing w:after="80"/>
+        <w:ind w:left="709" w:right="0"/>
+        <w:jc w:val="both"/>
+      </w:pPr>
+      <w:r>
+        <w:rPr>
+          <w:rFonts w:ascii="Calibri" w:hAnsi="Calibri" w:cs="Arial"/>
+          <w:sz w:val="24"/>
+          <w:szCs w:val="24"/>
+        </w:rPr>
+        <w:t xml:space="preserve">7.4. The case is closed only after the effectiveness of the action is verified on the next three deliveries.</w:t>
+      </w:r>
+    </w:p>
+    <w:p>
+      <w:pPr>
+        <w:pStyle w:val="ListeParagraf"/>
+        <w:spacing w:after="80"/>
+        <w:ind w:left="709" w:right="0"/>
+        <w:jc w:val="both"/>
+      </w:pPr>
+    </w:p>
+    <w:p>
+      <w:pPr>
+        <w:pStyle w:val="ListeParagraf"/>
+        <w:spacing w:before="120" w:after="60"/>
+        <w:ind w:left="709" w:right="0"/>
+      </w:pPr>
+      <w:r>
+        <w:rPr>
+          <w:rFonts w:ascii="Calibri" w:hAnsi="Calibri" w:cs="Arial"/>
+          <w:b/>
+          <w:bCs/>
+          <w:sz w:val="24"/>
+          <w:szCs w:val="24"/>
+        </w:rPr>
+        <w:t xml:space="preserve">8. MONITORING AND PERFORMANCE</w:t>
+      </w:r>
+    </w:p>
+    <w:p>
+      <w:pPr>
+        <w:pStyle w:val="ListeParagraf"/>
+        <w:spacing w:after="80"/>
+        <w:ind w:left="709" w:right="0"/>
+        <w:jc w:val="both"/>
+      </w:pPr>
+      <w:r>
+        <w:rPr>
+          <w:rFonts w:ascii="Calibri" w:hAnsi="Calibri" w:cs="Arial"/>
+          <w:sz w:val="24"/>
+          <w:szCs w:val="24"/>
+        </w:rPr>
+        <w:t xml:space="preserve">8.1. The Purchasing Manager monitors the following indicators every month and reports them in the management review:</w:t>
       </w:r>
     </w:p>
     <w:p>
@@ -913,7 +1227,7 @@
           <w:sz w:val="24"/>
           <w:szCs w:val="24"/>
         </w:rPr>
-        <w:t xml:space="preserve">On-time delivery rate of suppliers (%),</w:t>
+        <w:t xml:space="preserve">On-time delivery rate of suppliers (example target: at least 95%),</w:t>
       </w:r>
     </w:p>
     <w:p>
@@ -951,32 +1265,7 @@
           <w:sz w:val="24"/>
           <w:szCs w:val="24"/>
         </w:rPr>
-        <w:t xml:space="preserve">Number of purchases made from non-approved suppliers (target: zero).</w:t>
-      </w:r>
-    </w:p>
-    <w:p>
-      <w:pPr>
-        <w:pStyle w:val="ListeParagraf"/>
-        <w:spacing w:after="80"/>
-        <w:ind w:left="709" w:right="0"/>
-        <w:jc w:val="both"/>
-      </w:pPr>
-    </w:p>
-    <w:p>
-      <w:pPr>
-        <w:pStyle w:val="ListeParagraf"/>
-        <w:spacing w:before="120" w:after="60"/>
-        <w:ind w:left="709" w:right="0"/>
-      </w:pPr>
-      <w:r>
-        <w:rPr>
-          <w:rFonts w:ascii="Calibri" w:hAnsi="Calibri" w:cs="Arial"/>
-          <w:b/>
-          <w:bCs/>
-          <w:sz w:val="24"/>
-          <w:szCs w:val="24"/>
-        </w:rPr>
-        <w:t xml:space="preserve">7. RELATED DOCUMENTS AND RECORDS</w:t>
+        <w:t xml:space="preserve">Number of purchases made from non-approved suppliers (target: zero),</w:t>
       </w:r>
     </w:p>
     <w:p>
@@ -995,7 +1284,48 @@
           <w:sz w:val="24"/>
           <w:szCs w:val="24"/>
         </w:rPr>
-        <w:t xml:space="preserve">Purchase Request and Purchase Order Forms</w:t>
+        <w:t xml:space="preserve">Percentage of purchase orders confirmed in writing by the supplier (target: 100%).</w:t>
+      </w:r>
+    </w:p>
+    <w:p>
+      <w:pPr>
+        <w:pStyle w:val="ListeParagraf"/>
+        <w:spacing w:after="80"/>
+        <w:ind w:left="709" w:right="0"/>
+        <w:jc w:val="both"/>
+      </w:pPr>
+      <w:r>
+        <w:rPr>
+          <w:rFonts w:ascii="Calibri" w:hAnsi="Calibri" w:cs="Arial"/>
+          <w:sz w:val="24"/>
+          <w:szCs w:val="24"/>
+        </w:rPr>
+        <w:t xml:space="preserve">8.2. Targets are defined in the company policy and the customer specification and are updated when necessary.</w:t>
+      </w:r>
+    </w:p>
+    <w:p>
+      <w:pPr>
+        <w:pStyle w:val="ListeParagraf"/>
+        <w:spacing w:after="80"/>
+        <w:ind w:left="709" w:right="0"/>
+        <w:jc w:val="both"/>
+      </w:pPr>
+    </w:p>
+    <w:p>
+      <w:pPr>
+        <w:pStyle w:val="ListeParagraf"/>
+        <w:spacing w:before="120" w:after="60"/>
+        <w:ind w:left="709" w:right="0"/>
+      </w:pPr>
+      <w:r>
+        <w:rPr>
+          <w:rFonts w:ascii="Calibri" w:hAnsi="Calibri" w:cs="Arial"/>
+          <w:b/>
+          <w:bCs/>
+          <w:sz w:val="24"/>
+          <w:szCs w:val="24"/>
+        </w:rPr>
+        <w:t xml:space="preserve">9. RELATED DOCUMENTS AND RECORDS</w:t>
       </w:r>
     </w:p>
     <w:p>
@@ -1014,7 +1344,7 @@
           <w:sz w:val="24"/>
           <w:szCs w:val="24"/>
         </w:rPr>
-        <w:t xml:space="preserve">Quotation Comparison Forms</w:t>
+        <w:t xml:space="preserve">Purchase Request and Order Form (FRM-SAT-02)</w:t>
       </w:r>
     </w:p>
     <w:p>
@@ -1033,7 +1363,7 @@
           <w:sz w:val="24"/>
           <w:szCs w:val="24"/>
         </w:rPr>
-        <w:t xml:space="preserve">Approved Supplier List</w:t>
+        <w:t xml:space="preserve">Order Confirmation and Lead-Time Follow-Up Form (FRM-SAT-03)</w:t>
       </w:r>
     </w:p>
     <w:p>
@@ -1052,7 +1382,7 @@
           <w:sz w:val="24"/>
           <w:szCs w:val="24"/>
         </w:rPr>
-        <w:t xml:space="preserve">EMS.SA.PRO.04.01. Contractor (Supplier) Selection Procedure</w:t>
+        <w:t xml:space="preserve">Quotation Comparison Forms</w:t>
       </w:r>
     </w:p>
     <w:p>
@@ -1071,7 +1401,7 @@
           <w:sz w:val="24"/>
           <w:szCs w:val="24"/>
         </w:rPr>
-        <w:t xml:space="preserve">EMS.SA.PRO.04.03. Supplier and Subcontractor Evaluation Procedure</w:t>
+        <w:t xml:space="preserve">Approved Supplier List</w:t>
       </w:r>
     </w:p>
     <w:p>
@@ -1090,7 +1420,7 @@
           <w:sz w:val="24"/>
           <w:szCs w:val="24"/>
         </w:rPr>
-        <w:t xml:space="preserve">EMS.DP.PRO.08.01. Material Receiving and Storage Procedure</w:t>
+        <w:t xml:space="preserve">PRS-SAT-02 Purchasing Procedure; TLM-SAT-02 Specification and ordering instruction; TLM-SAT-03 Order confirmation and lead-time follow-up</w:t>
       </w:r>
     </w:p>
     <w:p>
@@ -1109,807 +1439,7 @@
           <w:sz w:val="24"/>
           <w:szCs w:val="24"/>
         </w:rPr>
-        <w:t xml:space="preserve">Chemical Procurement Procedure</w:t>
-      </w:r>
-    </w:p>
-    <w:p>
-      <w:pPr>
-        <w:pStyle w:val="ListeParagraf"/>
-        <w:spacing w:after="80"/>
-        <w:ind w:left="709" w:right="0"/>
-        <w:jc w:val="both"/>
-      </w:pPr>
-    </w:p>
-    <w:p>
-      <w:pPr>
-        <w:pStyle w:val="ListeParagraf"/>
-        <w:spacing w:before="120" w:after="60"/>
-        <w:ind w:left="709" w:right="0"/>
-      </w:pPr>
-      <w:r>
-        <w:rPr>
-          <w:rFonts w:ascii="Calibri" w:hAnsi="Calibri" w:cs="Arial"/>
-          <w:b/>
-          <w:bCs/>
-          <w:sz w:val="24"/>
-          <w:szCs w:val="24"/>
-        </w:rPr>
-        <w:t xml:space="preserve">8. FEEDBACK AND MONITORING</w:t>
-      </w:r>
-    </w:p>
-    <w:p>
-      <w:pPr>
-        <w:pStyle w:val="ListeParagraf"/>
-        <w:spacing w:after="80"/>
-        <w:ind w:left="709" w:right="0"/>
-        <w:jc w:val="both"/>
-      </w:pPr>
-      <w:r>
-        <w:rPr>
-          <w:rFonts w:ascii="Calibri" w:hAnsi="Calibri" w:cs="Arial"/>
-          <w:sz w:val="24"/>
-          <w:szCs w:val="24"/>
-        </w:rPr>
-        <w:t xml:space="preserve">This procedure is reviewed every year by the Purchasing Manager. Feedback from requesting departments, warehouse and Quality Assurance is evaluated and the procedure is revised when necessary.</w:t>
-      </w:r>
-    </w:p>
-    <w:p>
-      <w:r>
-        <w:br w:type="page"/>
-      </w:r>
-    </w:p>
-    <w:p>
-      <w:pPr>
-        <w:pStyle w:val="ListeParagraf"/>
-        <w:bidi/>
-        <w:spacing w:before="120" w:after="60"/>
-        <w:ind w:left="0" w:right="709"/>
-      </w:pPr>
-      <w:r>
-        <w:rPr>
-          <w:rFonts w:ascii="Calibri" w:hAnsi="Calibri" w:cs="Arial"/>
-          <w:b/>
-          <w:bCs/>
-          <w:rtl/>
-          <w:sz w:val="24"/>
-          <w:szCs w:val="24"/>
-        </w:rPr>
-        <w:t xml:space="preserve">الغرض</w:t>
-      </w:r>
-    </w:p>
-    <w:p>
-      <w:pPr>
-        <w:pStyle w:val="ListeParagraf"/>
-        <w:bidi/>
-        <w:spacing w:after="80"/>
-        <w:ind w:left="0" w:right="709"/>
-        <w:jc w:val="both"/>
-      </w:pPr>
-      <w:r>
-        <w:rPr>
-          <w:rFonts w:ascii="Calibri" w:hAnsi="Calibri" w:cs="Arial"/>
-          <w:rtl/>
-          <w:sz w:val="24"/>
-          <w:szCs w:val="24"/>
-        </w:rPr>
-        <w:t xml:space="preserve">يحدد هذا الإجراء كيفية تحديد احتياجات الشراء وطلبها واعتمادها وإصدار أوامرها واستلامها ومتابعتها في شركة إيروغلو للتريكو (EMS)، بحيث تستوفي المواد والكيماويات والمعدات والخدمات المشتراة المتطلبات المحددة وتُسلم في الوقت المحدد.</w:t>
-      </w:r>
-    </w:p>
-    <w:p>
-      <w:pPr>
-        <w:pStyle w:val="ListeParagraf"/>
-        <w:bidi/>
-        <w:spacing w:after="80"/>
-        <w:ind w:left="0" w:right="709"/>
-        <w:jc w:val="both"/>
-      </w:pPr>
-    </w:p>
-    <w:p>
-      <w:pPr>
-        <w:pStyle w:val="ListeParagraf"/>
-        <w:bidi/>
-        <w:spacing w:before="120" w:after="60"/>
-        <w:ind w:left="0" w:right="709"/>
-      </w:pPr>
-      <w:r>
-        <w:rPr>
-          <w:rFonts w:ascii="Calibri" w:hAnsi="Calibri" w:cs="Arial"/>
-          <w:b/>
-          <w:bCs/>
-          <w:rtl/>
-          <w:sz w:val="24"/>
-          <w:szCs w:val="24"/>
-        </w:rPr>
-        <w:t xml:space="preserve">النطاق</w:t>
-      </w:r>
-    </w:p>
-    <w:p>
-      <w:pPr>
-        <w:pStyle w:val="ListeParagraf"/>
-        <w:bidi/>
-        <w:spacing w:after="80"/>
-        <w:ind w:left="0" w:right="709"/>
-        <w:jc w:val="both"/>
-      </w:pPr>
-      <w:r>
-        <w:rPr>
-          <w:rFonts w:ascii="Calibri" w:hAnsi="Calibri" w:cs="Arial"/>
-          <w:rtl/>
-          <w:sz w:val="24"/>
-          <w:szCs w:val="24"/>
-        </w:rPr>
-        <w:t xml:space="preserve">يشمل هذا الإجراء جميع مشتريات EMS، بما في ذلك المواد الخام والإكسسوارات والملحقات ومواد التعبئة والتغليف والأصباغ والكيماويات وقطع الغيار والآلات والمستهلكات والخدمات، سواء تم شراؤها محليًا أو استيرادها.</w:t>
-      </w:r>
-    </w:p>
-    <w:p>
-      <w:pPr>
-        <w:pStyle w:val="ListeParagraf"/>
-        <w:bidi/>
-        <w:spacing w:after="80"/>
-        <w:ind w:left="0" w:right="709"/>
-        <w:jc w:val="both"/>
-      </w:pPr>
-    </w:p>
-    <w:p>
-      <w:pPr>
-        <w:pStyle w:val="ListeParagraf"/>
-        <w:bidi/>
-        <w:spacing w:before="120" w:after="60"/>
-        <w:ind w:left="0" w:right="709"/>
-      </w:pPr>
-      <w:r>
-        <w:rPr>
-          <w:rFonts w:ascii="Calibri" w:hAnsi="Calibri" w:cs="Arial"/>
-          <w:b/>
-          <w:bCs/>
-          <w:rtl/>
-          <w:sz w:val="24"/>
-          <w:szCs w:val="24"/>
-        </w:rPr>
-        <w:t xml:space="preserve">المسؤوليات</w:t>
-      </w:r>
-    </w:p>
-    <w:p>
-      <w:pPr>
-        <w:pStyle w:val="ListeParagraf"/>
-        <w:bidi/>
-        <w:spacing w:after="80"/>
-        <w:ind w:left="0" w:right="709"/>
-        <w:jc w:val="both"/>
-      </w:pPr>
-      <w:r>
-        <w:rPr>
-          <w:rFonts w:ascii="Calibri" w:hAnsi="Calibri" w:cs="Arial"/>
-          <w:rtl/>
-          <w:sz w:val="24"/>
-          <w:szCs w:val="24"/>
-        </w:rPr>
-        <w:t xml:space="preserve">• </w:t>
-      </w:r>
-      <w:r>
-        <w:rPr>
-          <w:rFonts w:ascii="Calibri" w:hAnsi="Calibri" w:cs="Arial"/>
-          <w:b/>
-          <w:bCs/>
-          <w:rtl/>
-          <w:sz w:val="24"/>
-          <w:szCs w:val="24"/>
-        </w:rPr>
-        <w:t xml:space="preserve">القسم الطالب:</w:t>
-      </w:r>
-      <w:r>
-        <w:rPr>
-          <w:rFonts w:ascii="Calibri" w:hAnsi="Calibri" w:cs="Arial"/>
-          <w:rtl/>
-          <w:sz w:val="24"/>
-          <w:szCs w:val="24"/>
-        </w:rPr>
-        <w:t xml:space="preserve"> يعد طلب الشراء بالمواصفات والكمية والتاريخ المطلوب بشكل صحيح.</w:t>
-      </w:r>
-    </w:p>
-    <w:p>
-      <w:pPr>
-        <w:pStyle w:val="ListeParagraf"/>
-        <w:bidi/>
-        <w:spacing w:after="80"/>
-        <w:ind w:left="0" w:right="709"/>
-        <w:jc w:val="both"/>
-      </w:pPr>
-      <w:r>
-        <w:rPr>
-          <w:rFonts w:ascii="Calibri" w:hAnsi="Calibri" w:cs="Arial"/>
-          <w:rtl/>
-          <w:sz w:val="24"/>
-          <w:szCs w:val="24"/>
-        </w:rPr>
-        <w:t xml:space="preserve">• </w:t>
-      </w:r>
-      <w:r>
-        <w:rPr>
-          <w:rFonts w:ascii="Calibri" w:hAnsi="Calibri" w:cs="Arial"/>
-          <w:b/>
-          <w:bCs/>
-          <w:rtl/>
-          <w:sz w:val="24"/>
-          <w:szCs w:val="24"/>
-        </w:rPr>
-        <w:t xml:space="preserve">إدارة المشتريات:</w:t>
-      </w:r>
-      <w:r>
-        <w:rPr>
-          <w:rFonts w:ascii="Calibri" w:hAnsi="Calibri" w:cs="Arial"/>
-          <w:rtl/>
-          <w:sz w:val="24"/>
-          <w:szCs w:val="24"/>
-        </w:rPr>
-        <w:t xml:space="preserve"> تجمع عروض الأسعار وتختار المورد من قائمة الموردين المعتمدين وتصدر أوامر الشراء وتتابع التوريدات.</w:t>
-      </w:r>
-    </w:p>
-    <w:p>
-      <w:pPr>
-        <w:pStyle w:val="ListeParagraf"/>
-        <w:bidi/>
-        <w:spacing w:after="80"/>
-        <w:ind w:left="0" w:right="709"/>
-        <w:jc w:val="both"/>
-      </w:pPr>
-      <w:r>
-        <w:rPr>
-          <w:rFonts w:ascii="Calibri" w:hAnsi="Calibri" w:cs="Arial"/>
-          <w:rtl/>
-          <w:sz w:val="24"/>
-          <w:szCs w:val="24"/>
-        </w:rPr>
-        <w:t xml:space="preserve">• </w:t>
-      </w:r>
-      <w:r>
-        <w:rPr>
-          <w:rFonts w:ascii="Calibri" w:hAnsi="Calibri" w:cs="Arial"/>
-          <w:b/>
-          <w:bCs/>
-          <w:rtl/>
-          <w:sz w:val="24"/>
-          <w:szCs w:val="24"/>
-        </w:rPr>
-        <w:t xml:space="preserve">مدير القسم / المدير العام:</w:t>
-      </w:r>
-      <w:r>
-        <w:rPr>
-          <w:rFonts w:ascii="Calibri" w:hAnsi="Calibri" w:cs="Arial"/>
-          <w:rtl/>
-          <w:sz w:val="24"/>
-          <w:szCs w:val="24"/>
-        </w:rPr>
-        <w:t xml:space="preserve"> يعتمدان طلبات وأوامر الشراء وفق حدود الصلاحيات.</w:t>
-      </w:r>
-    </w:p>
-    <w:p>
-      <w:pPr>
-        <w:pStyle w:val="ListeParagraf"/>
-        <w:bidi/>
-        <w:spacing w:after="80"/>
-        <w:ind w:left="0" w:right="709"/>
-        <w:jc w:val="both"/>
-      </w:pPr>
-      <w:r>
-        <w:rPr>
-          <w:rFonts w:ascii="Calibri" w:hAnsi="Calibri" w:cs="Arial"/>
-          <w:rtl/>
-          <w:sz w:val="24"/>
-          <w:szCs w:val="24"/>
-        </w:rPr>
-        <w:t xml:space="preserve">• </w:t>
-      </w:r>
-      <w:r>
-        <w:rPr>
-          <w:rFonts w:ascii="Calibri" w:hAnsi="Calibri" w:cs="Arial"/>
-          <w:b/>
-          <w:bCs/>
-          <w:rtl/>
-          <w:sz w:val="24"/>
-          <w:szCs w:val="24"/>
-        </w:rPr>
-        <w:t xml:space="preserve">المخزن وضمان الجودة:</w:t>
-      </w:r>
-      <w:r>
-        <w:rPr>
-          <w:rFonts w:ascii="Calibri" w:hAnsi="Calibri" w:cs="Arial"/>
-          <w:rtl/>
-          <w:sz w:val="24"/>
-          <w:szCs w:val="24"/>
-        </w:rPr>
-        <w:t xml:space="preserve"> يستلمان البضائع الموردة ويفحصانها ويبلغان عن أي عدم مطابقة.</w:t>
-      </w:r>
-    </w:p>
-    <w:p>
-      <w:pPr>
-        <w:pStyle w:val="ListeParagraf"/>
-        <w:bidi/>
-        <w:spacing w:after="80"/>
-        <w:ind w:left="0" w:right="709"/>
-        <w:jc w:val="both"/>
-      </w:pPr>
-      <w:r>
-        <w:rPr>
-          <w:rFonts w:ascii="Calibri" w:hAnsi="Calibri" w:cs="Arial"/>
-          <w:rtl/>
-          <w:sz w:val="24"/>
-          <w:szCs w:val="24"/>
-        </w:rPr>
-        <w:t xml:space="preserve">• </w:t>
-      </w:r>
-      <w:r>
-        <w:rPr>
-          <w:rFonts w:ascii="Calibri" w:hAnsi="Calibri" w:cs="Arial"/>
-          <w:b/>
-          <w:bCs/>
-          <w:rtl/>
-          <w:sz w:val="24"/>
-          <w:szCs w:val="24"/>
-        </w:rPr>
-        <w:t xml:space="preserve">مدير الكيماويات:</w:t>
-      </w:r>
-      <w:r>
-        <w:rPr>
-          <w:rFonts w:ascii="Calibri" w:hAnsi="Calibri" w:cs="Arial"/>
-          <w:rtl/>
-          <w:sz w:val="24"/>
-          <w:szCs w:val="24"/>
-        </w:rPr>
-        <w:t xml:space="preserve"> يعتمد كل مادة كيميائية جديدة وفق ZDHC MRSL وقوائم RSL الخاصة بالعملاء قبل طلبها.</w:t>
-      </w:r>
-    </w:p>
-    <w:p>
-      <w:pPr>
-        <w:pStyle w:val="ListeParagraf"/>
-        <w:bidi/>
-        <w:spacing w:after="80"/>
-        <w:ind w:left="0" w:right="709"/>
-        <w:jc w:val="both"/>
-      </w:pPr>
-    </w:p>
-    <w:p>
-      <w:pPr>
-        <w:pStyle w:val="ListeParagraf"/>
-        <w:bidi/>
-        <w:spacing w:before="120" w:after="60"/>
-        <w:ind w:left="0" w:right="709"/>
-      </w:pPr>
-      <w:r>
-        <w:rPr>
-          <w:rFonts w:ascii="Calibri" w:hAnsi="Calibri" w:cs="Arial"/>
-          <w:b/>
-          <w:bCs/>
-          <w:rtl/>
-          <w:sz w:val="24"/>
-          <w:szCs w:val="24"/>
-        </w:rPr>
-        <w:t xml:space="preserve">التعريفات</w:t>
-      </w:r>
-    </w:p>
-    <w:p>
-      <w:pPr>
-        <w:pStyle w:val="ListeParagraf"/>
-        <w:bidi/>
-        <w:spacing w:after="80"/>
-        <w:ind w:left="0" w:right="709"/>
-        <w:jc w:val="both"/>
-      </w:pPr>
-      <w:r>
-        <w:rPr>
-          <w:rFonts w:ascii="Calibri" w:hAnsi="Calibri" w:cs="Arial"/>
-          <w:rtl/>
-          <w:sz w:val="24"/>
-          <w:szCs w:val="24"/>
-        </w:rPr>
-        <w:t xml:space="preserve">• </w:t>
-      </w:r>
-      <w:r>
-        <w:rPr>
-          <w:rFonts w:ascii="Calibri" w:hAnsi="Calibri" w:cs="Arial"/>
-          <w:b/>
-          <w:bCs/>
-          <w:rtl/>
-          <w:sz w:val="24"/>
-          <w:szCs w:val="24"/>
-        </w:rPr>
-        <w:t xml:space="preserve">طلب الشراء (PR):</w:t>
-      </w:r>
-      <w:r>
-        <w:rPr>
-          <w:rFonts w:ascii="Calibri" w:hAnsi="Calibri" w:cs="Arial"/>
-          <w:rtl/>
-          <w:sz w:val="24"/>
-          <w:szCs w:val="24"/>
-        </w:rPr>
-        <w:t xml:space="preserve"> النموذج الداخلي الذي يستخدمه القسم لطلب مادة أو خدمة.</w:t>
-      </w:r>
-    </w:p>
-    <w:p>
-      <w:pPr>
-        <w:pStyle w:val="ListeParagraf"/>
-        <w:bidi/>
-        <w:spacing w:after="80"/>
-        <w:ind w:left="0" w:right="709"/>
-        <w:jc w:val="both"/>
-      </w:pPr>
-      <w:r>
-        <w:rPr>
-          <w:rFonts w:ascii="Calibri" w:hAnsi="Calibri" w:cs="Arial"/>
-          <w:rtl/>
-          <w:sz w:val="24"/>
-          <w:szCs w:val="24"/>
-        </w:rPr>
-        <w:t xml:space="preserve">• </w:t>
-      </w:r>
-      <w:r>
-        <w:rPr>
-          <w:rFonts w:ascii="Calibri" w:hAnsi="Calibri" w:cs="Arial"/>
-          <w:b/>
-          <w:bCs/>
-          <w:rtl/>
-          <w:sz w:val="24"/>
-          <w:szCs w:val="24"/>
-        </w:rPr>
-        <w:t xml:space="preserve">أمر الشراء (PO):</w:t>
-      </w:r>
-      <w:r>
-        <w:rPr>
-          <w:rFonts w:ascii="Calibri" w:hAnsi="Calibri" w:cs="Arial"/>
-          <w:rtl/>
-          <w:sz w:val="24"/>
-          <w:szCs w:val="24"/>
-        </w:rPr>
-        <w:t xml:space="preserve"> الأمر الرسمي المرسل إلى المورد والذي يحدد الصنف والمواصفات والكمية والسعر وتاريخ التسليم والشروط.</w:t>
-      </w:r>
-    </w:p>
-    <w:p>
-      <w:pPr>
-        <w:pStyle w:val="ListeParagraf"/>
-        <w:bidi/>
-        <w:spacing w:after="80"/>
-        <w:ind w:left="0" w:right="709"/>
-        <w:jc w:val="both"/>
-      </w:pPr>
-      <w:r>
-        <w:rPr>
-          <w:rFonts w:ascii="Calibri" w:hAnsi="Calibri" w:cs="Arial"/>
-          <w:rtl/>
-          <w:sz w:val="24"/>
-          <w:szCs w:val="24"/>
-        </w:rPr>
-        <w:t xml:space="preserve">• </w:t>
-      </w:r>
-      <w:r>
-        <w:rPr>
-          <w:rFonts w:ascii="Calibri" w:hAnsi="Calibri" w:cs="Arial"/>
-          <w:b/>
-          <w:bCs/>
-          <w:rtl/>
-          <w:sz w:val="24"/>
-          <w:szCs w:val="24"/>
-        </w:rPr>
-        <w:t xml:space="preserve">حدود الصلاحيات:</w:t>
-      </w:r>
-      <w:r>
-        <w:rPr>
-          <w:rFonts w:ascii="Calibri" w:hAnsi="Calibri" w:cs="Arial"/>
-          <w:rtl/>
-          <w:sz w:val="24"/>
-          <w:szCs w:val="24"/>
-        </w:rPr>
-        <w:t xml:space="preserve"> مستويات الاعتماد التي يحددها المدير العام وفق قيمة الشراء.</w:t>
-      </w:r>
-    </w:p>
-    <w:p>
-      <w:pPr>
-        <w:pStyle w:val="ListeParagraf"/>
-        <w:bidi/>
-        <w:spacing w:after="80"/>
-        <w:ind w:left="0" w:right="709"/>
-        <w:jc w:val="both"/>
-      </w:pPr>
-    </w:p>
-    <w:p>
-      <w:pPr>
-        <w:pStyle w:val="ListeParagraf"/>
-        <w:bidi/>
-        <w:spacing w:before="120" w:after="60"/>
-        <w:ind w:left="0" w:right="709"/>
-      </w:pPr>
-      <w:r>
-        <w:rPr>
-          <w:rFonts w:ascii="Calibri" w:hAnsi="Calibri" w:cs="Arial"/>
-          <w:b/>
-          <w:bCs/>
-          <w:rtl/>
-          <w:sz w:val="24"/>
-          <w:szCs w:val="24"/>
-        </w:rPr>
-        <w:t xml:space="preserve">العمليات الرئيسية والفرعية</w:t>
-      </w:r>
-    </w:p>
-    <w:p>
-      <w:pPr>
-        <w:pStyle w:val="ListeParagraf"/>
-        <w:bidi/>
-        <w:spacing w:before="120" w:after="60"/>
-        <w:ind w:left="0" w:right="709"/>
-      </w:pPr>
-      <w:r>
-        <w:rPr>
-          <w:rFonts w:ascii="Calibri" w:hAnsi="Calibri" w:cs="Arial"/>
-          <w:b/>
-          <w:bCs/>
-          <w:rtl/>
-          <w:sz w:val="24"/>
-          <w:szCs w:val="24"/>
-        </w:rPr>
-        <w:t xml:space="preserve">1. تحديد الاحتياج</w:t>
-      </w:r>
-    </w:p>
-    <w:p>
-      <w:pPr>
-        <w:pStyle w:val="ListeParagraf"/>
-        <w:bidi/>
-        <w:spacing w:after="80"/>
-        <w:ind w:left="0" w:right="709"/>
-        <w:jc w:val="both"/>
-      </w:pPr>
-      <w:r>
-        <w:rPr>
-          <w:rFonts w:ascii="Calibri" w:hAnsi="Calibri" w:cs="Arial"/>
-          <w:rtl/>
-          <w:sz w:val="24"/>
-          <w:szCs w:val="24"/>
-        </w:rPr>
-        <w:t xml:space="preserve">1.1. يحسب تخطيط الإنتاج المواد المرتبطة بالطلبيات (الغزل والأقمشة والإكسسوارات ومواد التعبئة) بناءً على الطلبية المعتمدة وقائمة المواد وبيانات الاستهلاك.</w:t>
-      </w:r>
-    </w:p>
-    <w:p>
-      <w:pPr>
-        <w:pStyle w:val="ListeParagraf"/>
-        <w:bidi/>
-        <w:spacing w:after="80"/>
-        <w:ind w:left="0" w:right="709"/>
-        <w:jc w:val="both"/>
-      </w:pPr>
-      <w:r>
-        <w:rPr>
-          <w:rFonts w:ascii="Calibri" w:hAnsi="Calibri" w:cs="Arial"/>
-          <w:rtl/>
-          <w:sz w:val="24"/>
-          <w:szCs w:val="24"/>
-        </w:rPr>
-        <w:t xml:space="preserve">1.2. تُطلب المواد العامة وقطع الغيار والمستهلكات عند وصول المخزون إلى الحد الأدنى أو عند ظهور احتياج جديد.</w:t>
-      </w:r>
-    </w:p>
-    <w:p>
-      <w:pPr>
-        <w:pStyle w:val="ListeParagraf"/>
-        <w:bidi/>
-        <w:spacing w:after="80"/>
-        <w:ind w:left="0" w:right="709"/>
-        <w:jc w:val="both"/>
-      </w:pPr>
-      <w:r>
-        <w:rPr>
-          <w:rFonts w:ascii="Calibri" w:hAnsi="Calibri" w:cs="Arial"/>
-          <w:rtl/>
-          <w:sz w:val="24"/>
-          <w:szCs w:val="24"/>
-        </w:rPr>
-        <w:t xml:space="preserve">1.3. يملأ القسم الطالب طلب شراء يتضمن المواصفات الفنية والكمية والتاريخ المطلوب، وعند الحاجة متطلبات العميل أو الشهادة (مثل GRS وOCS وRSL).</w:t>
-      </w:r>
-    </w:p>
-    <w:p>
-      <w:pPr>
-        <w:pStyle w:val="ListeParagraf"/>
-        <w:bidi/>
-        <w:spacing w:after="80"/>
-        <w:ind w:left="0" w:right="709"/>
-        <w:jc w:val="both"/>
-      </w:pPr>
-    </w:p>
-    <w:p>
-      <w:pPr>
-        <w:pStyle w:val="ListeParagraf"/>
-        <w:bidi/>
-        <w:spacing w:before="120" w:after="60"/>
-        <w:ind w:left="0" w:right="709"/>
-      </w:pPr>
-      <w:r>
-        <w:rPr>
-          <w:rFonts w:ascii="Calibri" w:hAnsi="Calibri" w:cs="Arial"/>
-          <w:b/>
-          <w:bCs/>
-          <w:rtl/>
-          <w:sz w:val="24"/>
-          <w:szCs w:val="24"/>
-        </w:rPr>
-        <w:t xml:space="preserve">2. اعتماد الطلب</w:t>
-      </w:r>
-    </w:p>
-    <w:p>
-      <w:pPr>
-        <w:pStyle w:val="ListeParagraf"/>
-        <w:bidi/>
-        <w:spacing w:after="80"/>
-        <w:ind w:left="0" w:right="709"/>
-        <w:jc w:val="both"/>
-      </w:pPr>
-      <w:r>
-        <w:rPr>
-          <w:rFonts w:ascii="Calibri" w:hAnsi="Calibri" w:cs="Arial"/>
-          <w:rtl/>
-          <w:sz w:val="24"/>
-          <w:szCs w:val="24"/>
-        </w:rPr>
-        <w:t xml:space="preserve">2.1. يعتمد مدير القسم طلب الشراء، ويعتمده المدير العام إذا تجاوز حدود الصلاحية.</w:t>
-      </w:r>
-    </w:p>
-    <w:p>
-      <w:pPr>
-        <w:pStyle w:val="ListeParagraf"/>
-        <w:bidi/>
-        <w:spacing w:after="80"/>
-        <w:ind w:left="0" w:right="709"/>
-        <w:jc w:val="both"/>
-      </w:pPr>
-      <w:r>
-        <w:rPr>
-          <w:rFonts w:ascii="Calibri" w:hAnsi="Calibri" w:cs="Arial"/>
-          <w:rtl/>
-          <w:sz w:val="24"/>
-          <w:szCs w:val="24"/>
-        </w:rPr>
-        <w:t xml:space="preserve">2.2. تُرسل طلبات الكيماويات الجديدة أولًا إلى مدير الكيماويات؛ ولا تُطلب أي مادة كيميائية دون صحيفة بيانات السلامة (SDS) وصحيفة البيانات الفنية والمطابقة لـ ZDHC MRSL.</w:t>
-      </w:r>
-    </w:p>
-    <w:p>
-      <w:pPr>
-        <w:pStyle w:val="ListeParagraf"/>
-        <w:bidi/>
-        <w:spacing w:after="80"/>
-        <w:ind w:left="0" w:right="709"/>
-        <w:jc w:val="both"/>
-      </w:pPr>
-    </w:p>
-    <w:p>
-      <w:pPr>
-        <w:pStyle w:val="ListeParagraf"/>
-        <w:bidi/>
-        <w:spacing w:before="120" w:after="60"/>
-        <w:ind w:left="0" w:right="709"/>
-      </w:pPr>
-      <w:r>
-        <w:rPr>
-          <w:rFonts w:ascii="Calibri" w:hAnsi="Calibri" w:cs="Arial"/>
-          <w:b/>
-          <w:bCs/>
-          <w:rtl/>
-          <w:sz w:val="24"/>
-          <w:szCs w:val="24"/>
-        </w:rPr>
-        <w:t xml:space="preserve">3. اختيار المورد وعروض الأسعار</w:t>
-      </w:r>
-    </w:p>
-    <w:p>
-      <w:pPr>
-        <w:pStyle w:val="ListeParagraf"/>
-        <w:bidi/>
-        <w:spacing w:after="80"/>
-        <w:ind w:left="0" w:right="709"/>
-        <w:jc w:val="both"/>
-      </w:pPr>
-      <w:r>
-        <w:rPr>
-          <w:rFonts w:ascii="Calibri" w:hAnsi="Calibri" w:cs="Arial"/>
-          <w:rtl/>
-          <w:sz w:val="24"/>
-          <w:szCs w:val="24"/>
-        </w:rPr>
-        <w:t xml:space="preserve">3.1. تختار إدارة المشتريات الموردين من قائمة الموردين المعتمدين.</w:t>
-      </w:r>
-    </w:p>
-    <w:p>
-      <w:pPr>
-        <w:pStyle w:val="ListeParagraf"/>
-        <w:bidi/>
-        <w:spacing w:after="80"/>
-        <w:ind w:left="0" w:right="709"/>
-        <w:jc w:val="both"/>
-      </w:pPr>
-      <w:r>
-        <w:rPr>
-          <w:rFonts w:ascii="Calibri" w:hAnsi="Calibri" w:cs="Arial"/>
-          <w:rtl/>
-          <w:sz w:val="24"/>
-          <w:szCs w:val="24"/>
-        </w:rPr>
-        <w:t xml:space="preserve">3.2. للمشتريات التي تتجاوز القيمة المحددة يتم الحصول على ثلاثة عروض أسعار على الأقل ومقارنتها من حيث السعر والجودة ومدة التسليم وشروط الدفع.</w:t>
-      </w:r>
-    </w:p>
-    <w:p>
-      <w:pPr>
-        <w:pStyle w:val="ListeParagraf"/>
-        <w:bidi/>
-        <w:spacing w:after="80"/>
-        <w:ind w:left="0" w:right="709"/>
-        <w:jc w:val="both"/>
-      </w:pPr>
-      <w:r>
-        <w:rPr>
-          <w:rFonts w:ascii="Calibri" w:hAnsi="Calibri" w:cs="Arial"/>
-          <w:rtl/>
-          <w:sz w:val="24"/>
-          <w:szCs w:val="24"/>
-        </w:rPr>
-        <w:t xml:space="preserve">3.3. عندما لا تتوفر المادة لدى مورد معتمد، يُقيّم المورد الجديد وفق EMS.SA.PRO.04.03. قبل أول طلبية.</w:t>
-      </w:r>
-    </w:p>
-    <w:p>
-      <w:pPr>
-        <w:pStyle w:val="ListeParagraf"/>
-        <w:bidi/>
-        <w:spacing w:after="80"/>
-        <w:ind w:left="0" w:right="709"/>
-        <w:jc w:val="both"/>
-      </w:pPr>
-      <w:r>
-        <w:rPr>
-          <w:rFonts w:ascii="Calibri" w:hAnsi="Calibri" w:cs="Arial"/>
-          <w:rtl/>
-          <w:sz w:val="24"/>
-          <w:szCs w:val="24"/>
-        </w:rPr>
-        <w:t xml:space="preserve">3.4. يُتعامل مع الموردين الذين يرشحهم العميل وفق تعليمات العميل، ويُسجلون في قائمة الموردين المعتمدين.</w:t>
-      </w:r>
-    </w:p>
-    <w:p>
-      <w:pPr>
-        <w:pStyle w:val="ListeParagraf"/>
-        <w:bidi/>
-        <w:spacing w:after="80"/>
-        <w:ind w:left="0" w:right="709"/>
-        <w:jc w:val="both"/>
-      </w:pPr>
-    </w:p>
-    <w:p>
-      <w:pPr>
-        <w:pStyle w:val="ListeParagraf"/>
-        <w:bidi/>
-        <w:spacing w:before="120" w:after="60"/>
-        <w:ind w:left="0" w:right="709"/>
-      </w:pPr>
-      <w:r>
-        <w:rPr>
-          <w:rFonts w:ascii="Calibri" w:hAnsi="Calibri" w:cs="Arial"/>
-          <w:b/>
-          <w:bCs/>
-          <w:rtl/>
-          <w:sz w:val="24"/>
-          <w:szCs w:val="24"/>
-        </w:rPr>
-        <w:t xml:space="preserve">4. أمر الشراء</w:t>
-      </w:r>
-    </w:p>
-    <w:p>
-      <w:pPr>
-        <w:pStyle w:val="ListeParagraf"/>
-        <w:bidi/>
-        <w:spacing w:after="80"/>
-        <w:ind w:left="0" w:right="709"/>
-        <w:jc w:val="both"/>
-      </w:pPr>
-      <w:r>
-        <w:rPr>
-          <w:rFonts w:ascii="Calibri" w:hAnsi="Calibri" w:cs="Arial"/>
-          <w:rtl/>
-          <w:sz w:val="24"/>
-          <w:szCs w:val="24"/>
-        </w:rPr>
-        <w:t xml:space="preserve">4.1. تصدر إدارة المشتريات أمر شراء يتضمن:</w:t>
+        <w:t xml:space="preserve">EMS.SA.POL.04.01. Purchasing Policy</w:t>
       </w:r>
     </w:p>
     <w:p>
@@ -1919,18 +1449,16 @@
           <w:ilvl w:val="0"/>
           <w:numId w:val="1"/>
         </w:numPr>
-        <w:bidi/>
         <w:spacing w:after="60"/>
         <w:jc w:val="both"/>
       </w:pPr>
       <w:r>
         <w:rPr>
           <w:rFonts w:ascii="Calibri" w:hAnsi="Calibri" w:cs="Arial"/>
-          <w:rtl/>
-          <w:sz w:val="24"/>
-          <w:szCs w:val="24"/>
-        </w:rPr>
-        <w:t xml:space="preserve">وصف الصنف ومواصفاته ولونه وكميته،</w:t>
+          <w:sz w:val="24"/>
+          <w:szCs w:val="24"/>
+        </w:rPr>
+        <w:t xml:space="preserve">EMS.SA.PRO.04.03. Supplier and Subcontractor Evaluation Procedure</w:t>
       </w:r>
     </w:p>
     <w:p>
@@ -1940,18 +1468,16 @@
           <w:ilvl w:val="0"/>
           <w:numId w:val="1"/>
         </w:numPr>
-        <w:bidi/>
         <w:spacing w:after="60"/>
         <w:jc w:val="both"/>
       </w:pPr>
       <w:r>
         <w:rPr>
           <w:rFonts w:ascii="Calibri" w:hAnsi="Calibri" w:cs="Arial"/>
-          <w:rtl/>
-          <w:sz w:val="24"/>
-          <w:szCs w:val="24"/>
-        </w:rPr>
-        <w:t xml:space="preserve">السعر والعملة وشروط الدفع والتسليم (شروط Incoterms للواردات)،</w:t>
+          <w:sz w:val="24"/>
+          <w:szCs w:val="24"/>
+        </w:rPr>
+        <w:t xml:space="preserve">EMS.DP.PRO.08.01. Material Receiving and Storage Procedure</w:t>
       </w:r>
     </w:p>
     <w:p>
@@ -1961,18 +1487,16 @@
           <w:ilvl w:val="0"/>
           <w:numId w:val="1"/>
         </w:numPr>
-        <w:bidi/>
         <w:spacing w:after="60"/>
         <w:jc w:val="both"/>
       </w:pPr>
       <w:r>
         <w:rPr>
           <w:rFonts w:ascii="Calibri" w:hAnsi="Calibri" w:cs="Arial"/>
-          <w:rtl/>
-          <w:sz w:val="24"/>
-          <w:szCs w:val="24"/>
-        </w:rPr>
-        <w:t xml:space="preserve">تاريخ التسليم وعنوانه ومتطلبات التعبئة والتوسيم،</w:t>
+          <w:sz w:val="24"/>
+          <w:szCs w:val="24"/>
+        </w:rPr>
+        <w:t xml:space="preserve">EMS.QA.PRO.02.09. Quality Inspection Procedure (Incoming, In-Line, Final AQL)</w:t>
       </w:r>
     </w:p>
     <w:p>
@@ -1982,182 +1506,16 @@
           <w:ilvl w:val="0"/>
           <w:numId w:val="1"/>
         </w:numPr>
-        <w:bidi/>
         <w:spacing w:after="60"/>
         <w:jc w:val="both"/>
       </w:pPr>
       <w:r>
         <w:rPr>
           <w:rFonts w:ascii="Calibri" w:hAnsi="Calibri" w:cs="Arial"/>
-          <w:rtl/>
-          <w:sz w:val="24"/>
-          <w:szCs w:val="24"/>
-        </w:rPr>
-        <w:t xml:space="preserve">متطلبات الجودة والكيماويات والشهادات (شهادة المعاملة) والوثائق.</w:t>
-      </w:r>
-    </w:p>
-    <w:p>
-      <w:pPr>
-        <w:pStyle w:val="ListeParagraf"/>
-        <w:bidi/>
-        <w:spacing w:after="80"/>
-        <w:ind w:left="0" w:right="709"/>
-        <w:jc w:val="both"/>
-      </w:pPr>
-      <w:r>
-        <w:rPr>
-          <w:rFonts w:ascii="Calibri" w:hAnsi="Calibri" w:cs="Arial"/>
-          <w:rtl/>
-          <w:sz w:val="24"/>
-          <w:szCs w:val="24"/>
-        </w:rPr>
-        <w:t xml:space="preserve">4.2. يُعتمد أمر الشراء وفق حدود الصلاحيات ويُرسل إلى المورد، ويؤكد المورد الطلب كتابيًا.</w:t>
-      </w:r>
-    </w:p>
-    <w:p>
-      <w:pPr>
-        <w:pStyle w:val="ListeParagraf"/>
-        <w:bidi/>
-        <w:spacing w:after="80"/>
-        <w:ind w:left="0" w:right="709"/>
-        <w:jc w:val="both"/>
-      </w:pPr>
-    </w:p>
-    <w:p>
-      <w:pPr>
-        <w:pStyle w:val="ListeParagraf"/>
-        <w:bidi/>
-        <w:spacing w:before="120" w:after="60"/>
-        <w:ind w:left="0" w:right="709"/>
-      </w:pPr>
-      <w:r>
-        <w:rPr>
-          <w:rFonts w:ascii="Calibri" w:hAnsi="Calibri" w:cs="Arial"/>
-          <w:b/>
-          <w:bCs/>
-          <w:rtl/>
-          <w:sz w:val="24"/>
-          <w:szCs w:val="24"/>
-        </w:rPr>
-        <w:t xml:space="preserve">5. المتابعة والاستلام</w:t>
-      </w:r>
-    </w:p>
-    <w:p>
-      <w:pPr>
-        <w:pStyle w:val="ListeParagraf"/>
-        <w:bidi/>
-        <w:spacing w:after="80"/>
-        <w:ind w:left="0" w:right="709"/>
-        <w:jc w:val="both"/>
-      </w:pPr>
-      <w:r>
-        <w:rPr>
-          <w:rFonts w:ascii="Calibri" w:hAnsi="Calibri" w:cs="Arial"/>
-          <w:rtl/>
-          <w:sz w:val="24"/>
-          <w:szCs w:val="24"/>
-        </w:rPr>
-        <w:t xml:space="preserve">5.1. تتابع إدارة المشتريات الطلبية حتى التسليم وتبلغ تخطيط الإنتاج بأي تأخير.</w:t>
-      </w:r>
-    </w:p>
-    <w:p>
-      <w:pPr>
-        <w:pStyle w:val="ListeParagraf"/>
-        <w:bidi/>
-        <w:spacing w:after="80"/>
-        <w:ind w:left="0" w:right="709"/>
-        <w:jc w:val="both"/>
-      </w:pPr>
-      <w:r>
-        <w:rPr>
-          <w:rFonts w:ascii="Calibri" w:hAnsi="Calibri" w:cs="Arial"/>
-          <w:rtl/>
-          <w:sz w:val="24"/>
-          <w:szCs w:val="24"/>
-        </w:rPr>
-        <w:t xml:space="preserve">5.2. يستلم المخزن البضائع وفق EMS.DP.PRO.08.01. ويفحصها ضمان الجودة وفق EMS.QA.PRO.02.09.</w:t>
-      </w:r>
-    </w:p>
-    <w:p>
-      <w:pPr>
-        <w:pStyle w:val="ListeParagraf"/>
-        <w:bidi/>
-        <w:spacing w:after="80"/>
-        <w:ind w:left="0" w:right="709"/>
-        <w:jc w:val="both"/>
-      </w:pPr>
-      <w:r>
-        <w:rPr>
-          <w:rFonts w:ascii="Calibri" w:hAnsi="Calibri" w:cs="Arial"/>
-          <w:rtl/>
-          <w:sz w:val="24"/>
-          <w:szCs w:val="24"/>
-        </w:rPr>
-        <w:t xml:space="preserve">5.3. توضع البضائع غير المطابقة في حالة احتجاز، ويُبلغ المورد، وتُرد البضائع أو تُستبدل أو تُقبل بتنازل حسب القرار المتخذ.</w:t>
-      </w:r>
-    </w:p>
-    <w:p>
-      <w:pPr>
-        <w:pStyle w:val="ListeParagraf"/>
-        <w:bidi/>
-        <w:spacing w:after="80"/>
-        <w:ind w:left="0" w:right="709"/>
-        <w:jc w:val="both"/>
-      </w:pPr>
-      <w:r>
-        <w:rPr>
-          <w:rFonts w:ascii="Calibri" w:hAnsi="Calibri" w:cs="Arial"/>
-          <w:rtl/>
-          <w:sz w:val="24"/>
-          <w:szCs w:val="24"/>
-        </w:rPr>
-        <w:t xml:space="preserve">5.4. تُطابق فواتير الموردين مع أمر الشراء ومذكرة استلام البضائع قبل الدفع.</w:t>
-      </w:r>
-    </w:p>
-    <w:p>
-      <w:pPr>
-        <w:pStyle w:val="ListeParagraf"/>
-        <w:bidi/>
-        <w:spacing w:after="80"/>
-        <w:ind w:left="0" w:right="709"/>
-        <w:jc w:val="both"/>
-      </w:pPr>
-    </w:p>
-    <w:p>
-      <w:pPr>
-        <w:pStyle w:val="ListeParagraf"/>
-        <w:bidi/>
-        <w:spacing w:before="120" w:after="60"/>
-        <w:ind w:left="0" w:right="709"/>
-      </w:pPr>
-      <w:r>
-        <w:rPr>
-          <w:rFonts w:ascii="Calibri" w:hAnsi="Calibri" w:cs="Arial"/>
-          <w:b/>
-          <w:bCs/>
-          <w:rtl/>
-          <w:sz w:val="24"/>
-          <w:szCs w:val="24"/>
-        </w:rPr>
-        <w:t xml:space="preserve">6. المتابعة والأداء</w:t>
-      </w:r>
-    </w:p>
-    <w:p>
-      <w:pPr>
-        <w:pStyle w:val="ListeParagraf"/>
-        <w:bidi/>
-        <w:spacing w:after="80"/>
-        <w:ind w:left="0" w:right="709"/>
-        <w:jc w:val="both"/>
-      </w:pPr>
-      <w:r>
-        <w:rPr>
-          <w:rFonts w:ascii="Calibri" w:hAnsi="Calibri" w:cs="Arial"/>
-          <w:rtl/>
-          <w:sz w:val="24"/>
-          <w:szCs w:val="24"/>
-        </w:rPr>
-        <w:t xml:space="preserve">6.1. يتابع مدير المشتريات المؤشرات التالية شهريًا ويعرضها في مراجعة الإدارة:</w:t>
+          <w:sz w:val="24"/>
+          <w:szCs w:val="24"/>
+        </w:rPr>
+        <w:t xml:space="preserve">EMS.KM.PRO.20.04. Chemical Procurement Procedure</w:t>
       </w:r>
     </w:p>
     <w:p>
@@ -2167,18 +1525,16 @@
           <w:ilvl w:val="0"/>
           <w:numId w:val="1"/>
         </w:numPr>
-        <w:bidi/>
         <w:spacing w:after="60"/>
         <w:jc w:val="both"/>
       </w:pPr>
       <w:r>
         <w:rPr>
           <w:rFonts w:ascii="Calibri" w:hAnsi="Calibri" w:cs="Arial"/>
-          <w:rtl/>
-          <w:sz w:val="24"/>
-          <w:szCs w:val="24"/>
-        </w:rPr>
-        <w:t xml:space="preserve">نسبة التسليم في الموعد من الموردين (%)،</w:t>
+          <w:sz w:val="24"/>
+          <w:szCs w:val="24"/>
+        </w:rPr>
+        <w:t xml:space="preserve">EMS.KS.PRO.22.03. Corrective and Preventive Action (CAPA) for Quality Problems Procedure</w:t>
       </w:r>
     </w:p>
     <w:p>
@@ -2188,18 +1544,986 @@
           <w:ilvl w:val="0"/>
           <w:numId w:val="1"/>
         </w:numPr>
-        <w:bidi/>
         <w:spacing w:after="60"/>
         <w:jc w:val="both"/>
       </w:pPr>
       <w:r>
         <w:rPr>
           <w:rFonts w:ascii="Calibri" w:hAnsi="Calibri" w:cs="Arial"/>
-          <w:rtl/>
-          <w:sz w:val="24"/>
-          <w:szCs w:val="24"/>
-        </w:rPr>
-        <w:t xml:space="preserve">نسبة التوريدات المرفوضة أو غير المطابقة (%)،</w:t>
+          <w:sz w:val="24"/>
+          <w:szCs w:val="24"/>
+        </w:rPr>
+        <w:t xml:space="preserve">EMS.GR.PRO.14.01. GRS-RCS Material Receipt, Segregation and Mass Balance Procedure</w:t>
+      </w:r>
+    </w:p>
+    <w:p>
+      <w:pPr>
+        <w:pStyle w:val="ListeParagraf"/>
+        <w:spacing w:after="80"/>
+        <w:ind w:left="709" w:right="0"/>
+        <w:jc w:val="both"/>
+      </w:pPr>
+    </w:p>
+    <w:p>
+      <w:pPr>
+        <w:pStyle w:val="ListeParagraf"/>
+        <w:spacing w:before="120" w:after="60"/>
+        <w:ind w:left="709" w:right="0"/>
+      </w:pPr>
+      <w:r>
+        <w:rPr>
+          <w:rFonts w:ascii="Calibri" w:hAnsi="Calibri" w:cs="Arial"/>
+          <w:b/>
+          <w:bCs/>
+          <w:sz w:val="24"/>
+          <w:szCs w:val="24"/>
+        </w:rPr>
+        <w:t xml:space="preserve">10. FEEDBACK AND FOLLOW-UP</w:t>
+      </w:r>
+    </w:p>
+    <w:p>
+      <w:pPr>
+        <w:pStyle w:val="ListeParagraf"/>
+        <w:spacing w:after="80"/>
+        <w:ind w:left="709" w:right="0"/>
+        <w:jc w:val="both"/>
+      </w:pPr>
+      <w:r>
+        <w:rPr>
+          <w:rFonts w:ascii="Calibri" w:hAnsi="Calibri" w:cs="Arial"/>
+          <w:sz w:val="24"/>
+          <w:szCs w:val="24"/>
+        </w:rPr>
+        <w:t xml:space="preserve">This procedure is reviewed every year by the Purchasing Manager. Feedback from requesting departments, warehouse and Quality Assurance is evaluated and the procedure is revised when necessary. Records are kept for three years.</w:t>
+      </w:r>
+    </w:p>
+    <w:p>
+      <w:r>
+        <w:br w:type="page"/>
+      </w:r>
+    </w:p>
+    <w:p>
+      <w:pPr>
+        <w:pStyle w:val="ListeParagraf"/>
+        <w:bidi/>
+        <w:spacing w:before="120" w:after="60"/>
+        <w:ind w:left="0" w:right="709"/>
+      </w:pPr>
+      <w:r>
+        <w:rPr>
+          <w:rFonts w:ascii="Calibri" w:hAnsi="Calibri" w:cs="Arial"/>
+          <w:b/>
+          <w:bCs/>
+          <w:rtl/>
+          <w:sz w:val="24"/>
+          <w:szCs w:val="24"/>
+        </w:rPr>
+        <w:t xml:space="preserve">الغرض</w:t>
+      </w:r>
+    </w:p>
+    <w:p>
+      <w:pPr>
+        <w:pStyle w:val="ListeParagraf"/>
+        <w:bidi/>
+        <w:spacing w:after="80"/>
+        <w:ind w:left="0" w:right="709"/>
+        <w:jc w:val="both"/>
+      </w:pPr>
+      <w:r>
+        <w:rPr>
+          <w:rFonts w:ascii="Calibri" w:hAnsi="Calibri" w:cs="Arial"/>
+          <w:rtl/>
+          <w:sz w:val="24"/>
+          <w:szCs w:val="24"/>
+        </w:rPr>
+        <w:t xml:space="preserve">يحدد هذا الإجراء كيفية تحديد احتياجات الشراء وطلبها واعتمادها وإصدار أوامرها وتأكيدها واستلامها ومتابعتها في شركة إيروغلو للتريكو (EMS)، بحيث تستوفي المواد والكيماويات والمعدات والخدمات المشتراة المتطلبات المحددة وتُسلم في الوقت المحدد، بما يتوافق مع ISO 9001:2015 البند 8.4.</w:t>
+      </w:r>
+    </w:p>
+    <w:p>
+      <w:pPr>
+        <w:pStyle w:val="ListeParagraf"/>
+        <w:bidi/>
+        <w:spacing w:after="80"/>
+        <w:ind w:left="0" w:right="709"/>
+        <w:jc w:val="both"/>
+      </w:pPr>
+    </w:p>
+    <w:p>
+      <w:pPr>
+        <w:pStyle w:val="ListeParagraf"/>
+        <w:bidi/>
+        <w:spacing w:before="120" w:after="60"/>
+        <w:ind w:left="0" w:right="709"/>
+      </w:pPr>
+      <w:r>
+        <w:rPr>
+          <w:rFonts w:ascii="Calibri" w:hAnsi="Calibri" w:cs="Arial"/>
+          <w:b/>
+          <w:bCs/>
+          <w:rtl/>
+          <w:sz w:val="24"/>
+          <w:szCs w:val="24"/>
+        </w:rPr>
+        <w:t xml:space="preserve">النطاق</w:t>
+      </w:r>
+    </w:p>
+    <w:p>
+      <w:pPr>
+        <w:pStyle w:val="ListeParagraf"/>
+        <w:bidi/>
+        <w:spacing w:after="80"/>
+        <w:ind w:left="0" w:right="709"/>
+        <w:jc w:val="both"/>
+      </w:pPr>
+      <w:r>
+        <w:rPr>
+          <w:rFonts w:ascii="Calibri" w:hAnsi="Calibri" w:cs="Arial"/>
+          <w:rtl/>
+          <w:sz w:val="24"/>
+          <w:szCs w:val="24"/>
+        </w:rPr>
+        <w:t xml:space="preserve">يشمل هذا الإجراء جميع مشتريات EMS، بما في ذلك المواد الخام والإكسسوارات والملحقات ومواد التعبئة والتغليف والأصباغ والكيماويات وقطع الغيار والآلات والمستهلكات والخدمات، سواء تم شراؤها محليًا أو استيرادها. ويغطي الإجراء EMS.SA.PRO.04.03 اختيار الموردين وتقييمهم.</w:t>
+      </w:r>
+    </w:p>
+    <w:p>
+      <w:pPr>
+        <w:pStyle w:val="ListeParagraf"/>
+        <w:bidi/>
+        <w:spacing w:after="80"/>
+        <w:ind w:left="0" w:right="709"/>
+        <w:jc w:val="both"/>
+      </w:pPr>
+    </w:p>
+    <w:p>
+      <w:pPr>
+        <w:pStyle w:val="ListeParagraf"/>
+        <w:bidi/>
+        <w:spacing w:before="120" w:after="60"/>
+        <w:ind w:left="0" w:right="709"/>
+      </w:pPr>
+      <w:r>
+        <w:rPr>
+          <w:rFonts w:ascii="Calibri" w:hAnsi="Calibri" w:cs="Arial"/>
+          <w:b/>
+          <w:bCs/>
+          <w:rtl/>
+          <w:sz w:val="24"/>
+          <w:szCs w:val="24"/>
+        </w:rPr>
+        <w:t xml:space="preserve">المسؤوليات</w:t>
+      </w:r>
+    </w:p>
+    <w:p>
+      <w:pPr>
+        <w:pStyle w:val="ListeParagraf"/>
+        <w:bidi/>
+        <w:spacing w:after="80"/>
+        <w:ind w:left="0" w:right="709"/>
+        <w:jc w:val="both"/>
+      </w:pPr>
+      <w:r>
+        <w:rPr>
+          <w:rFonts w:ascii="Calibri" w:hAnsi="Calibri" w:cs="Arial"/>
+          <w:rtl/>
+          <w:sz w:val="24"/>
+          <w:szCs w:val="24"/>
+        </w:rPr>
+        <w:t xml:space="preserve">• </w:t>
+      </w:r>
+      <w:r>
+        <w:rPr>
+          <w:rFonts w:ascii="Calibri" w:hAnsi="Calibri" w:cs="Arial"/>
+          <w:b/>
+          <w:bCs/>
+          <w:rtl/>
+          <w:sz w:val="24"/>
+          <w:szCs w:val="24"/>
+        </w:rPr>
+        <w:t xml:space="preserve">القسم الطالب:</w:t>
+      </w:r>
+      <w:r>
+        <w:rPr>
+          <w:rFonts w:ascii="Calibri" w:hAnsi="Calibri" w:cs="Arial"/>
+          <w:rtl/>
+          <w:sz w:val="24"/>
+          <w:szCs w:val="24"/>
+        </w:rPr>
+        <w:t xml:space="preserve"> يعد طلب الشراء بالمواصفات والكمية والتاريخ المطلوب بشكل صحيح.</w:t>
+      </w:r>
+    </w:p>
+    <w:p>
+      <w:pPr>
+        <w:pStyle w:val="ListeParagraf"/>
+        <w:bidi/>
+        <w:spacing w:after="80"/>
+        <w:ind w:left="0" w:right="709"/>
+        <w:jc w:val="both"/>
+      </w:pPr>
+      <w:r>
+        <w:rPr>
+          <w:rFonts w:ascii="Calibri" w:hAnsi="Calibri" w:cs="Arial"/>
+          <w:rtl/>
+          <w:sz w:val="24"/>
+          <w:szCs w:val="24"/>
+        </w:rPr>
+        <w:t xml:space="preserve">• </w:t>
+      </w:r>
+      <w:r>
+        <w:rPr>
+          <w:rFonts w:ascii="Calibri" w:hAnsi="Calibri" w:cs="Arial"/>
+          <w:b/>
+          <w:bCs/>
+          <w:rtl/>
+          <w:sz w:val="24"/>
+          <w:szCs w:val="24"/>
+        </w:rPr>
+        <w:t xml:space="preserve">التخطيط:</w:t>
+      </w:r>
+      <w:r>
+        <w:rPr>
+          <w:rFonts w:ascii="Calibri" w:hAnsi="Calibri" w:cs="Arial"/>
+          <w:rtl/>
+          <w:sz w:val="24"/>
+          <w:szCs w:val="24"/>
+        </w:rPr>
+        <w:t xml:space="preserve"> يحدد احتياج المواد المرتبطة بالطلبيات وكمياتها من الطلبية المعتمدة وقائمة المواد.</w:t>
+      </w:r>
+    </w:p>
+    <w:p>
+      <w:pPr>
+        <w:pStyle w:val="ListeParagraf"/>
+        <w:bidi/>
+        <w:spacing w:after="80"/>
+        <w:ind w:left="0" w:right="709"/>
+        <w:jc w:val="both"/>
+      </w:pPr>
+      <w:r>
+        <w:rPr>
+          <w:rFonts w:ascii="Calibri" w:hAnsi="Calibri" w:cs="Arial"/>
+          <w:rtl/>
+          <w:sz w:val="24"/>
+          <w:szCs w:val="24"/>
+        </w:rPr>
+        <w:t xml:space="preserve">• </w:t>
+      </w:r>
+      <w:r>
+        <w:rPr>
+          <w:rFonts w:ascii="Calibri" w:hAnsi="Calibri" w:cs="Arial"/>
+          <w:b/>
+          <w:bCs/>
+          <w:rtl/>
+          <w:sz w:val="24"/>
+          <w:szCs w:val="24"/>
+        </w:rPr>
+        <w:t xml:space="preserve">إدارة المشتريات:</w:t>
+      </w:r>
+      <w:r>
+        <w:rPr>
+          <w:rFonts w:ascii="Calibri" w:hAnsi="Calibri" w:cs="Arial"/>
+          <w:rtl/>
+          <w:sz w:val="24"/>
+          <w:szCs w:val="24"/>
+        </w:rPr>
+        <w:t xml:space="preserve"> تجمع عروض الأسعار وتختار المورد من قائمة الموردين المعتمدين وتصدر أوامر الشراء وتحصل على تأكيدات الطلبيات وتتابع التوريدات.</w:t>
+      </w:r>
+    </w:p>
+    <w:p>
+      <w:pPr>
+        <w:pStyle w:val="ListeParagraf"/>
+        <w:bidi/>
+        <w:spacing w:after="80"/>
+        <w:ind w:left="0" w:right="709"/>
+        <w:jc w:val="both"/>
+      </w:pPr>
+      <w:r>
+        <w:rPr>
+          <w:rFonts w:ascii="Calibri" w:hAnsi="Calibri" w:cs="Arial"/>
+          <w:rtl/>
+          <w:sz w:val="24"/>
+          <w:szCs w:val="24"/>
+        </w:rPr>
+        <w:t xml:space="preserve">• </w:t>
+      </w:r>
+      <w:r>
+        <w:rPr>
+          <w:rFonts w:ascii="Calibri" w:hAnsi="Calibri" w:cs="Arial"/>
+          <w:b/>
+          <w:bCs/>
+          <w:rtl/>
+          <w:sz w:val="24"/>
+          <w:szCs w:val="24"/>
+        </w:rPr>
+        <w:t xml:space="preserve">مدير القسم / المدير العام:</w:t>
+      </w:r>
+      <w:r>
+        <w:rPr>
+          <w:rFonts w:ascii="Calibri" w:hAnsi="Calibri" w:cs="Arial"/>
+          <w:rtl/>
+          <w:sz w:val="24"/>
+          <w:szCs w:val="24"/>
+        </w:rPr>
+        <w:t xml:space="preserve"> يعتمدان طلبات وأوامر الشراء وفق حدود الصلاحيات.</w:t>
+      </w:r>
+    </w:p>
+    <w:p>
+      <w:pPr>
+        <w:pStyle w:val="ListeParagraf"/>
+        <w:bidi/>
+        <w:spacing w:after="80"/>
+        <w:ind w:left="0" w:right="709"/>
+        <w:jc w:val="both"/>
+      </w:pPr>
+      <w:r>
+        <w:rPr>
+          <w:rFonts w:ascii="Calibri" w:hAnsi="Calibri" w:cs="Arial"/>
+          <w:rtl/>
+          <w:sz w:val="24"/>
+          <w:szCs w:val="24"/>
+        </w:rPr>
+        <w:t xml:space="preserve">• </w:t>
+      </w:r>
+      <w:r>
+        <w:rPr>
+          <w:rFonts w:ascii="Calibri" w:hAnsi="Calibri" w:cs="Arial"/>
+          <w:b/>
+          <w:bCs/>
+          <w:rtl/>
+          <w:sz w:val="24"/>
+          <w:szCs w:val="24"/>
+        </w:rPr>
+        <w:t xml:space="preserve">المخزن وضمان الجودة:</w:t>
+      </w:r>
+      <w:r>
+        <w:rPr>
+          <w:rFonts w:ascii="Calibri" w:hAnsi="Calibri" w:cs="Arial"/>
+          <w:rtl/>
+          <w:sz w:val="24"/>
+          <w:szCs w:val="24"/>
+        </w:rPr>
+        <w:t xml:space="preserve"> يستلمان البضائع الموردة ويفحصانها ويبلغان عن أي عدم مطابقة؛ ويبلغ المختبر بنتائج الاختبارات.</w:t>
+      </w:r>
+    </w:p>
+    <w:p>
+      <w:pPr>
+        <w:pStyle w:val="ListeParagraf"/>
+        <w:bidi/>
+        <w:spacing w:after="80"/>
+        <w:ind w:left="0" w:right="709"/>
+        <w:jc w:val="both"/>
+      </w:pPr>
+      <w:r>
+        <w:rPr>
+          <w:rFonts w:ascii="Calibri" w:hAnsi="Calibri" w:cs="Arial"/>
+          <w:rtl/>
+          <w:sz w:val="24"/>
+          <w:szCs w:val="24"/>
+        </w:rPr>
+        <w:t xml:space="preserve">• </w:t>
+      </w:r>
+      <w:r>
+        <w:rPr>
+          <w:rFonts w:ascii="Calibri" w:hAnsi="Calibri" w:cs="Arial"/>
+          <w:b/>
+          <w:bCs/>
+          <w:rtl/>
+          <w:sz w:val="24"/>
+          <w:szCs w:val="24"/>
+        </w:rPr>
+        <w:t xml:space="preserve">مدير الكيماويات:</w:t>
+      </w:r>
+      <w:r>
+        <w:rPr>
+          <w:rFonts w:ascii="Calibri" w:hAnsi="Calibri" w:cs="Arial"/>
+          <w:rtl/>
+          <w:sz w:val="24"/>
+          <w:szCs w:val="24"/>
+        </w:rPr>
+        <w:t xml:space="preserve"> يعتمد كل مادة كيميائية جديدة وفق ZDHC MRSL وقوائم RSL الخاصة بالعملاء قبل طلبها.</w:t>
+      </w:r>
+    </w:p>
+    <w:p>
+      <w:pPr>
+        <w:pStyle w:val="ListeParagraf"/>
+        <w:bidi/>
+        <w:spacing w:after="80"/>
+        <w:ind w:left="0" w:right="709"/>
+        <w:jc w:val="both"/>
+      </w:pPr>
+    </w:p>
+    <w:p>
+      <w:pPr>
+        <w:pStyle w:val="ListeParagraf"/>
+        <w:bidi/>
+        <w:spacing w:before="120" w:after="60"/>
+        <w:ind w:left="0" w:right="709"/>
+      </w:pPr>
+      <w:r>
+        <w:rPr>
+          <w:rFonts w:ascii="Calibri" w:hAnsi="Calibri" w:cs="Arial"/>
+          <w:b/>
+          <w:bCs/>
+          <w:rtl/>
+          <w:sz w:val="24"/>
+          <w:szCs w:val="24"/>
+        </w:rPr>
+        <w:t xml:space="preserve">التعريفات</w:t>
+      </w:r>
+    </w:p>
+    <w:p>
+      <w:pPr>
+        <w:pStyle w:val="ListeParagraf"/>
+        <w:bidi/>
+        <w:spacing w:after="80"/>
+        <w:ind w:left="0" w:right="709"/>
+        <w:jc w:val="both"/>
+      </w:pPr>
+      <w:r>
+        <w:rPr>
+          <w:rFonts w:ascii="Calibri" w:hAnsi="Calibri" w:cs="Arial"/>
+          <w:rtl/>
+          <w:sz w:val="24"/>
+          <w:szCs w:val="24"/>
+        </w:rPr>
+        <w:t xml:space="preserve">• </w:t>
+      </w:r>
+      <w:r>
+        <w:rPr>
+          <w:rFonts w:ascii="Calibri" w:hAnsi="Calibri" w:cs="Arial"/>
+          <w:b/>
+          <w:bCs/>
+          <w:rtl/>
+          <w:sz w:val="24"/>
+          <w:szCs w:val="24"/>
+        </w:rPr>
+        <w:t xml:space="preserve">طلب الشراء (PR):</w:t>
+      </w:r>
+      <w:r>
+        <w:rPr>
+          <w:rFonts w:ascii="Calibri" w:hAnsi="Calibri" w:cs="Arial"/>
+          <w:rtl/>
+          <w:sz w:val="24"/>
+          <w:szCs w:val="24"/>
+        </w:rPr>
+        <w:t xml:space="preserve"> النموذج الداخلي الذي يستخدمه القسم لطلب مادة أو خدمة.</w:t>
+      </w:r>
+    </w:p>
+    <w:p>
+      <w:pPr>
+        <w:pStyle w:val="ListeParagraf"/>
+        <w:bidi/>
+        <w:spacing w:after="80"/>
+        <w:ind w:left="0" w:right="709"/>
+        <w:jc w:val="both"/>
+      </w:pPr>
+      <w:r>
+        <w:rPr>
+          <w:rFonts w:ascii="Calibri" w:hAnsi="Calibri" w:cs="Arial"/>
+          <w:rtl/>
+          <w:sz w:val="24"/>
+          <w:szCs w:val="24"/>
+        </w:rPr>
+        <w:t xml:space="preserve">• </w:t>
+      </w:r>
+      <w:r>
+        <w:rPr>
+          <w:rFonts w:ascii="Calibri" w:hAnsi="Calibri" w:cs="Arial"/>
+          <w:b/>
+          <w:bCs/>
+          <w:rtl/>
+          <w:sz w:val="24"/>
+          <w:szCs w:val="24"/>
+        </w:rPr>
+        <w:t xml:space="preserve">أمر الشراء (PO):</w:t>
+      </w:r>
+      <w:r>
+        <w:rPr>
+          <w:rFonts w:ascii="Calibri" w:hAnsi="Calibri" w:cs="Arial"/>
+          <w:rtl/>
+          <w:sz w:val="24"/>
+          <w:szCs w:val="24"/>
+        </w:rPr>
+        <w:t xml:space="preserve"> الأمر الرسمي المرسل إلى المورد والذي يحدد الصنف والمواصفات والكمية والسعر وتاريخ التسليم والشروط.</w:t>
+      </w:r>
+    </w:p>
+    <w:p>
+      <w:pPr>
+        <w:pStyle w:val="ListeParagraf"/>
+        <w:bidi/>
+        <w:spacing w:after="80"/>
+        <w:ind w:left="0" w:right="709"/>
+        <w:jc w:val="both"/>
+      </w:pPr>
+      <w:r>
+        <w:rPr>
+          <w:rFonts w:ascii="Calibri" w:hAnsi="Calibri" w:cs="Arial"/>
+          <w:rtl/>
+          <w:sz w:val="24"/>
+          <w:szCs w:val="24"/>
+        </w:rPr>
+        <w:t xml:space="preserve">• </w:t>
+      </w:r>
+      <w:r>
+        <w:rPr>
+          <w:rFonts w:ascii="Calibri" w:hAnsi="Calibri" w:cs="Arial"/>
+          <w:b/>
+          <w:bCs/>
+          <w:rtl/>
+          <w:sz w:val="24"/>
+          <w:szCs w:val="24"/>
+        </w:rPr>
+        <w:t xml:space="preserve">حدود الصلاحيات:</w:t>
+      </w:r>
+      <w:r>
+        <w:rPr>
+          <w:rFonts w:ascii="Calibri" w:hAnsi="Calibri" w:cs="Arial"/>
+          <w:rtl/>
+          <w:sz w:val="24"/>
+          <w:szCs w:val="24"/>
+        </w:rPr>
+        <w:t xml:space="preserve"> مستويات الاعتماد التي يحددها المدير العام وفق قيمة الشراء.</w:t>
+      </w:r>
+    </w:p>
+    <w:p>
+      <w:pPr>
+        <w:pStyle w:val="ListeParagraf"/>
+        <w:bidi/>
+        <w:spacing w:after="80"/>
+        <w:ind w:left="0" w:right="709"/>
+        <w:jc w:val="both"/>
+      </w:pPr>
+      <w:r>
+        <w:rPr>
+          <w:rFonts w:ascii="Calibri" w:hAnsi="Calibri" w:cs="Arial"/>
+          <w:rtl/>
+          <w:sz w:val="24"/>
+          <w:szCs w:val="24"/>
+        </w:rPr>
+        <w:t xml:space="preserve">• </w:t>
+      </w:r>
+      <w:r>
+        <w:rPr>
+          <w:rFonts w:ascii="Calibri" w:hAnsi="Calibri" w:cs="Arial"/>
+          <w:b/>
+          <w:bCs/>
+          <w:rtl/>
+          <w:sz w:val="24"/>
+          <w:szCs w:val="24"/>
+        </w:rPr>
+        <w:t xml:space="preserve">تأكيد الطلبية:</w:t>
+      </w:r>
+      <w:r>
+        <w:rPr>
+          <w:rFonts w:ascii="Calibri" w:hAnsi="Calibri" w:cs="Arial"/>
+          <w:rtl/>
+          <w:sz w:val="24"/>
+          <w:szCs w:val="24"/>
+        </w:rPr>
+        <w:t xml:space="preserve"> القبول الكتابي لأمر الشراء من المورد، ويتضمن تاريخ التسليم المؤكد.</w:t>
+      </w:r>
+    </w:p>
+    <w:p>
+      <w:pPr>
+        <w:pStyle w:val="ListeParagraf"/>
+        <w:bidi/>
+        <w:spacing w:after="80"/>
+        <w:ind w:left="0" w:right="709"/>
+        <w:jc w:val="both"/>
+      </w:pPr>
+      <w:r>
+        <w:rPr>
+          <w:rFonts w:ascii="Calibri" w:hAnsi="Calibri" w:cs="Arial"/>
+          <w:rtl/>
+          <w:sz w:val="24"/>
+          <w:szCs w:val="24"/>
+        </w:rPr>
+        <w:t xml:space="preserve">• </w:t>
+      </w:r>
+      <w:r>
+        <w:rPr>
+          <w:rFonts w:ascii="Calibri" w:hAnsi="Calibri" w:cs="Arial"/>
+          <w:b/>
+          <w:bCs/>
+          <w:rtl/>
+          <w:sz w:val="24"/>
+          <w:szCs w:val="24"/>
+        </w:rPr>
+        <w:t xml:space="preserve">قائمة الموردين المعتمدين:</w:t>
+      </w:r>
+      <w:r>
+        <w:rPr>
+          <w:rFonts w:ascii="Calibri" w:hAnsi="Calibri" w:cs="Arial"/>
+          <w:rtl/>
+          <w:sz w:val="24"/>
+          <w:szCs w:val="24"/>
+        </w:rPr>
+        <w:t xml:space="preserve"> قائمة الموردين الذين جرى تقييمهم واعتمادهم وفق EMS.SA.PRO.04.03.</w:t>
+      </w:r>
+    </w:p>
+    <w:p>
+      <w:pPr>
+        <w:pStyle w:val="ListeParagraf"/>
+        <w:bidi/>
+        <w:spacing w:after="80"/>
+        <w:ind w:left="0" w:right="709"/>
+        <w:jc w:val="both"/>
+      </w:pPr>
+      <w:r>
+        <w:rPr>
+          <w:rFonts w:ascii="Calibri" w:hAnsi="Calibri" w:cs="Arial"/>
+          <w:rtl/>
+          <w:sz w:val="24"/>
+          <w:szCs w:val="24"/>
+        </w:rPr>
+        <w:t xml:space="preserve">• </w:t>
+      </w:r>
+      <w:r>
+        <w:rPr>
+          <w:rFonts w:ascii="Calibri" w:hAnsi="Calibri" w:cs="Arial"/>
+          <w:b/>
+          <w:bCs/>
+          <w:rtl/>
+          <w:sz w:val="24"/>
+          <w:szCs w:val="24"/>
+        </w:rPr>
+        <w:t xml:space="preserve">مذكرة استلام البضائع (GRN):</w:t>
+      </w:r>
+      <w:r>
+        <w:rPr>
+          <w:rFonts w:ascii="Calibri" w:hAnsi="Calibri" w:cs="Arial"/>
+          <w:rtl/>
+          <w:sz w:val="24"/>
+          <w:szCs w:val="24"/>
+        </w:rPr>
+        <w:t xml:space="preserve"> السجل الذي يؤكد كمية البضائع المستلمة وحالتها مقارنة بأمر الشراء.</w:t>
+      </w:r>
+    </w:p>
+    <w:p>
+      <w:pPr>
+        <w:pStyle w:val="ListeParagraf"/>
+        <w:bidi/>
+        <w:spacing w:after="80"/>
+        <w:ind w:left="0" w:right="709"/>
+        <w:jc w:val="both"/>
+      </w:pPr>
+    </w:p>
+    <w:p>
+      <w:pPr>
+        <w:pStyle w:val="ListeParagraf"/>
+        <w:bidi/>
+        <w:spacing w:before="120" w:after="60"/>
+        <w:ind w:left="0" w:right="709"/>
+      </w:pPr>
+      <w:r>
+        <w:rPr>
+          <w:rFonts w:ascii="Calibri" w:hAnsi="Calibri" w:cs="Arial"/>
+          <w:b/>
+          <w:bCs/>
+          <w:rtl/>
+          <w:sz w:val="24"/>
+          <w:szCs w:val="24"/>
+        </w:rPr>
+        <w:t xml:space="preserve">العمليات الرئيسية والفرعية</w:t>
+      </w:r>
+    </w:p>
+    <w:p>
+      <w:pPr>
+        <w:pStyle w:val="ListeParagraf"/>
+        <w:bidi/>
+        <w:spacing w:before="120" w:after="60"/>
+        <w:ind w:left="0" w:right="709"/>
+      </w:pPr>
+      <w:r>
+        <w:rPr>
+          <w:rFonts w:ascii="Calibri" w:hAnsi="Calibri" w:cs="Arial"/>
+          <w:b/>
+          <w:bCs/>
+          <w:rtl/>
+          <w:sz w:val="24"/>
+          <w:szCs w:val="24"/>
+        </w:rPr>
+        <w:t xml:space="preserve">1. تحديد الاحتياج</w:t>
+      </w:r>
+    </w:p>
+    <w:p>
+      <w:pPr>
+        <w:pStyle w:val="ListeParagraf"/>
+        <w:bidi/>
+        <w:spacing w:after="80"/>
+        <w:ind w:left="0" w:right="709"/>
+        <w:jc w:val="both"/>
+      </w:pPr>
+      <w:r>
+        <w:rPr>
+          <w:rFonts w:ascii="Calibri" w:hAnsi="Calibri" w:cs="Arial"/>
+          <w:rtl/>
+          <w:sz w:val="24"/>
+          <w:szCs w:val="24"/>
+        </w:rPr>
+        <w:t xml:space="preserve">1.1. يحسب تخطيط الإنتاج المواد المرتبطة بالطلبيات (الغزل والأقمشة والإكسسوارات ومواد التعبئة) بناءً على الطلبية المعتمدة وقائمة المواد وبيانات الاستهلاك.</w:t>
+      </w:r>
+    </w:p>
+    <w:p>
+      <w:pPr>
+        <w:pStyle w:val="ListeParagraf"/>
+        <w:bidi/>
+        <w:spacing w:after="80"/>
+        <w:ind w:left="0" w:right="709"/>
+        <w:jc w:val="both"/>
+      </w:pPr>
+      <w:r>
+        <w:rPr>
+          <w:rFonts w:ascii="Calibri" w:hAnsi="Calibri" w:cs="Arial"/>
+          <w:rtl/>
+          <w:sz w:val="24"/>
+          <w:szCs w:val="24"/>
+        </w:rPr>
+        <w:t xml:space="preserve">1.2. تُطلب المواد العامة وقطع الغيار والمستهلكات عند وصول المخزون إلى الحد الأدنى أو عند ظهور احتياج جديد.</w:t>
+      </w:r>
+    </w:p>
+    <w:p>
+      <w:pPr>
+        <w:pStyle w:val="ListeParagraf"/>
+        <w:bidi/>
+        <w:spacing w:after="80"/>
+        <w:ind w:left="0" w:right="709"/>
+        <w:jc w:val="both"/>
+      </w:pPr>
+      <w:r>
+        <w:rPr>
+          <w:rFonts w:ascii="Calibri" w:hAnsi="Calibri" w:cs="Arial"/>
+          <w:rtl/>
+          <w:sz w:val="24"/>
+          <w:szCs w:val="24"/>
+        </w:rPr>
+        <w:t xml:space="preserve">1.3. يملأ القسم الطالب نموذج طلب الشراء والطلبية (FRM-SAT-02) متضمنًا المواصفات الفنية والكمية والتاريخ المطلوب، وعند الحاجة متطلبات العميل أو الشهادة (مثل GRS وOCS وRSL) (TLM-SAT-02).</w:t>
+      </w:r>
+    </w:p>
+    <w:p>
+      <w:pPr>
+        <w:pStyle w:val="ListeParagraf"/>
+        <w:bidi/>
+        <w:spacing w:after="80"/>
+        <w:ind w:left="0" w:right="709"/>
+        <w:jc w:val="both"/>
+      </w:pPr>
+    </w:p>
+    <w:p>
+      <w:pPr>
+        <w:pStyle w:val="ListeParagraf"/>
+        <w:bidi/>
+        <w:spacing w:before="120" w:after="60"/>
+        <w:ind w:left="0" w:right="709"/>
+      </w:pPr>
+      <w:r>
+        <w:rPr>
+          <w:rFonts w:ascii="Calibri" w:hAnsi="Calibri" w:cs="Arial"/>
+          <w:b/>
+          <w:bCs/>
+          <w:rtl/>
+          <w:sz w:val="24"/>
+          <w:szCs w:val="24"/>
+        </w:rPr>
+        <w:t xml:space="preserve">2. اعتماد الطلب</w:t>
+      </w:r>
+    </w:p>
+    <w:p>
+      <w:pPr>
+        <w:pStyle w:val="ListeParagraf"/>
+        <w:bidi/>
+        <w:spacing w:after="80"/>
+        <w:ind w:left="0" w:right="709"/>
+        <w:jc w:val="both"/>
+      </w:pPr>
+      <w:r>
+        <w:rPr>
+          <w:rFonts w:ascii="Calibri" w:hAnsi="Calibri" w:cs="Arial"/>
+          <w:rtl/>
+          <w:sz w:val="24"/>
+          <w:szCs w:val="24"/>
+        </w:rPr>
+        <w:t xml:space="preserve">2.1. يعتمد مدير القسم طلب الشراء، ويعتمده المدير العام إذا تجاوز حدود الصلاحية.</w:t>
+      </w:r>
+    </w:p>
+    <w:p>
+      <w:pPr>
+        <w:pStyle w:val="ListeParagraf"/>
+        <w:bidi/>
+        <w:spacing w:after="80"/>
+        <w:ind w:left="0" w:right="709"/>
+        <w:jc w:val="both"/>
+      </w:pPr>
+      <w:r>
+        <w:rPr>
+          <w:rFonts w:ascii="Calibri" w:hAnsi="Calibri" w:cs="Arial"/>
+          <w:rtl/>
+          <w:sz w:val="24"/>
+          <w:szCs w:val="24"/>
+        </w:rPr>
+        <w:t xml:space="preserve">2.2. تُرسل طلبات الكيماويات الجديدة أولًا إلى مدير الكيماويات؛ ولا تُطلب أي مادة كيميائية دون صحيفة بيانات السلامة (SDS) وصحيفة البيانات الفنية والمطابقة لـ ZDHC MRSL.</w:t>
+      </w:r>
+    </w:p>
+    <w:p>
+      <w:pPr>
+        <w:pStyle w:val="ListeParagraf"/>
+        <w:bidi/>
+        <w:spacing w:after="80"/>
+        <w:ind w:left="0" w:right="709"/>
+        <w:jc w:val="both"/>
+      </w:pPr>
+      <w:r>
+        <w:rPr>
+          <w:rFonts w:ascii="Calibri" w:hAnsi="Calibri" w:cs="Arial"/>
+          <w:rtl/>
+          <w:sz w:val="24"/>
+          <w:szCs w:val="24"/>
+        </w:rPr>
+        <w:t xml:space="preserve">2.3. تُعاد إلى الطالب الطلبات التي لا تتضمن مواصفات وكمية وتاريخًا واضحًا.</w:t>
+      </w:r>
+    </w:p>
+    <w:p>
+      <w:pPr>
+        <w:pStyle w:val="ListeParagraf"/>
+        <w:bidi/>
+        <w:spacing w:after="80"/>
+        <w:ind w:left="0" w:right="709"/>
+        <w:jc w:val="both"/>
+      </w:pPr>
+    </w:p>
+    <w:p>
+      <w:pPr>
+        <w:pStyle w:val="ListeParagraf"/>
+        <w:bidi/>
+        <w:spacing w:before="120" w:after="60"/>
+        <w:ind w:left="0" w:right="709"/>
+      </w:pPr>
+      <w:r>
+        <w:rPr>
+          <w:rFonts w:ascii="Calibri" w:hAnsi="Calibri" w:cs="Arial"/>
+          <w:b/>
+          <w:bCs/>
+          <w:rtl/>
+          <w:sz w:val="24"/>
+          <w:szCs w:val="24"/>
+        </w:rPr>
+        <w:t xml:space="preserve">3. اختيار المورد وعروض الأسعار</w:t>
+      </w:r>
+    </w:p>
+    <w:p>
+      <w:pPr>
+        <w:pStyle w:val="ListeParagraf"/>
+        <w:bidi/>
+        <w:spacing w:after="80"/>
+        <w:ind w:left="0" w:right="709"/>
+        <w:jc w:val="both"/>
+      </w:pPr>
+      <w:r>
+        <w:rPr>
+          <w:rFonts w:ascii="Calibri" w:hAnsi="Calibri" w:cs="Arial"/>
+          <w:rtl/>
+          <w:sz w:val="24"/>
+          <w:szCs w:val="24"/>
+        </w:rPr>
+        <w:t xml:space="preserve">3.1. تختار إدارة المشتريات الموردين من قائمة الموردين المعتمدين؛ ولا تُصدر الطلبيات إلا للموردين المدرجين في القائمة.</w:t>
+      </w:r>
+    </w:p>
+    <w:p>
+      <w:pPr>
+        <w:pStyle w:val="ListeParagraf"/>
+        <w:bidi/>
+        <w:spacing w:after="80"/>
+        <w:ind w:left="0" w:right="709"/>
+        <w:jc w:val="both"/>
+      </w:pPr>
+      <w:r>
+        <w:rPr>
+          <w:rFonts w:ascii="Calibri" w:hAnsi="Calibri" w:cs="Arial"/>
+          <w:rtl/>
+          <w:sz w:val="24"/>
+          <w:szCs w:val="24"/>
+        </w:rPr>
+        <w:t xml:space="preserve">3.2. للمشتريات التي تتجاوز القيمة المحددة يتم الحصول على ثلاثة عروض أسعار على الأقل ومقارنتها من حيث السعر والجودة ومدة التسليم وشروط الدفع؛ وتُسجل المقارنة.</w:t>
+      </w:r>
+    </w:p>
+    <w:p>
+      <w:pPr>
+        <w:pStyle w:val="ListeParagraf"/>
+        <w:bidi/>
+        <w:spacing w:after="80"/>
+        <w:ind w:left="0" w:right="709"/>
+        <w:jc w:val="both"/>
+      </w:pPr>
+      <w:r>
+        <w:rPr>
+          <w:rFonts w:ascii="Calibri" w:hAnsi="Calibri" w:cs="Arial"/>
+          <w:rtl/>
+          <w:sz w:val="24"/>
+          <w:szCs w:val="24"/>
+        </w:rPr>
+        <w:t xml:space="preserve">3.3. عندما لا تتوفر المادة لدى مورد معتمد، يُقيّم المورد الجديد وفق EMS.SA.PRO.04.03. قبل أول طلبية.</w:t>
+      </w:r>
+    </w:p>
+    <w:p>
+      <w:pPr>
+        <w:pStyle w:val="ListeParagraf"/>
+        <w:bidi/>
+        <w:spacing w:after="80"/>
+        <w:ind w:left="0" w:right="709"/>
+        <w:jc w:val="both"/>
+      </w:pPr>
+      <w:r>
+        <w:rPr>
+          <w:rFonts w:ascii="Calibri" w:hAnsi="Calibri" w:cs="Arial"/>
+          <w:rtl/>
+          <w:sz w:val="24"/>
+          <w:szCs w:val="24"/>
+        </w:rPr>
+        <w:t xml:space="preserve">3.4. يُتعامل مع الموردين الذين يرشحهم العميل وفق تعليمات العميل، ويُسجلون في قائمة الموردين المعتمدين.</w:t>
+      </w:r>
+    </w:p>
+    <w:p>
+      <w:pPr>
+        <w:pStyle w:val="ListeParagraf"/>
+        <w:bidi/>
+        <w:spacing w:after="80"/>
+        <w:ind w:left="0" w:right="709"/>
+        <w:jc w:val="both"/>
+      </w:pPr>
+    </w:p>
+    <w:p>
+      <w:pPr>
+        <w:pStyle w:val="ListeParagraf"/>
+        <w:bidi/>
+        <w:spacing w:before="120" w:after="60"/>
+        <w:ind w:left="0" w:right="709"/>
+      </w:pPr>
+      <w:r>
+        <w:rPr>
+          <w:rFonts w:ascii="Calibri" w:hAnsi="Calibri" w:cs="Arial"/>
+          <w:b/>
+          <w:bCs/>
+          <w:rtl/>
+          <w:sz w:val="24"/>
+          <w:szCs w:val="24"/>
+        </w:rPr>
+        <w:t xml:space="preserve">4. أمر الشراء</w:t>
+      </w:r>
+    </w:p>
+    <w:p>
+      <w:pPr>
+        <w:pStyle w:val="ListeParagraf"/>
+        <w:bidi/>
+        <w:spacing w:after="80"/>
+        <w:ind w:left="0" w:right="709"/>
+        <w:jc w:val="both"/>
+      </w:pPr>
+      <w:r>
+        <w:rPr>
+          <w:rFonts w:ascii="Calibri" w:hAnsi="Calibri" w:cs="Arial"/>
+          <w:rtl/>
+          <w:sz w:val="24"/>
+          <w:szCs w:val="24"/>
+        </w:rPr>
+        <w:t xml:space="preserve">4.1. تصدر إدارة المشتريات أمر شراء يتضمن:</w:t>
       </w:r>
     </w:p>
     <w:p>
@@ -2220,35 +2544,7 @@
           <w:sz w:val="24"/>
           <w:szCs w:val="24"/>
         </w:rPr>
-        <w:t xml:space="preserve">عدد المشتريات من موردين غير معتمدين (الهدف: صفر).</w:t>
-      </w:r>
-    </w:p>
-    <w:p>
-      <w:pPr>
-        <w:pStyle w:val="ListeParagraf"/>
-        <w:bidi/>
-        <w:spacing w:after="80"/>
-        <w:ind w:left="0" w:right="709"/>
-        <w:jc w:val="both"/>
-      </w:pPr>
-    </w:p>
-    <w:p>
-      <w:pPr>
-        <w:pStyle w:val="ListeParagraf"/>
-        <w:bidi/>
-        <w:spacing w:before="120" w:after="60"/>
-        <w:ind w:left="0" w:right="709"/>
-      </w:pPr>
-      <w:r>
-        <w:rPr>
-          <w:rFonts w:ascii="Calibri" w:hAnsi="Calibri" w:cs="Arial"/>
-          <w:b/>
-          <w:bCs/>
-          <w:rtl/>
-          <w:sz w:val="24"/>
-          <w:szCs w:val="24"/>
-        </w:rPr>
-        <w:t xml:space="preserve">7. الوثائق والسجلات ذات الصلة</w:t>
+        <w:t xml:space="preserve">وصف الصنف ومواصفاته ولونه وكميته،</w:t>
       </w:r>
     </w:p>
     <w:p>
@@ -2269,7 +2565,7 @@
           <w:sz w:val="24"/>
           <w:szCs w:val="24"/>
         </w:rPr>
-        <w:t xml:space="preserve">نماذج طلب الشراء وأمر الشراء</w:t>
+        <w:t xml:space="preserve">السعر والعملة وشروط الدفع والتسليم (شروط Incoterms للواردات)،</w:t>
       </w:r>
     </w:p>
     <w:p>
@@ -2290,7 +2586,7 @@
           <w:sz w:val="24"/>
           <w:szCs w:val="24"/>
         </w:rPr>
-        <w:t xml:space="preserve">نماذج مقارنة عروض الأسعار</w:t>
+        <w:t xml:space="preserve">تاريخ التسليم وعنوانه ومتطلبات التعبئة والتوسيم،</w:t>
       </w:r>
     </w:p>
     <w:p>
@@ -2311,7 +2607,353 @@
           <w:sz w:val="24"/>
           <w:szCs w:val="24"/>
         </w:rPr>
-        <w:t xml:space="preserve">قائمة الموردين المعتمدين</w:t>
+        <w:t xml:space="preserve">متطلبات الجودة والاختبار والمواد المقيدة (RSL / MRSL) والكيماويات والشهادات (شهادة المعاملة) والوثائق.</w:t>
+      </w:r>
+    </w:p>
+    <w:p>
+      <w:pPr>
+        <w:pStyle w:val="ListeParagraf"/>
+        <w:bidi/>
+        <w:spacing w:after="80"/>
+        <w:ind w:left="0" w:right="709"/>
+        <w:jc w:val="both"/>
+      </w:pPr>
+      <w:r>
+        <w:rPr>
+          <w:rFonts w:ascii="Calibri" w:hAnsi="Calibri" w:cs="Arial"/>
+          <w:rtl/>
+          <w:sz w:val="24"/>
+          <w:szCs w:val="24"/>
+        </w:rPr>
+        <w:t xml:space="preserve">4.2. يُعتمد أمر الشراء وفق حدود الصلاحيات ويُرسل إلى المورد.</w:t>
+      </w:r>
+    </w:p>
+    <w:p>
+      <w:pPr>
+        <w:pStyle w:val="ListeParagraf"/>
+        <w:bidi/>
+        <w:spacing w:after="80"/>
+        <w:ind w:left="0" w:right="709"/>
+        <w:jc w:val="both"/>
+      </w:pPr>
+      <w:r>
+        <w:rPr>
+          <w:rFonts w:ascii="Calibri" w:hAnsi="Calibri" w:cs="Arial"/>
+          <w:rtl/>
+          <w:sz w:val="24"/>
+          <w:szCs w:val="24"/>
+        </w:rPr>
+        <w:t xml:space="preserve">4.3. تُتفق تعديلات أمر الشراء كتابيًا مع المورد وتُعتمد بالمستوى نفسه الذي اعتُمد به الأمر الأصلي.</w:t>
+      </w:r>
+    </w:p>
+    <w:p>
+      <w:pPr>
+        <w:pStyle w:val="ListeParagraf"/>
+        <w:bidi/>
+        <w:spacing w:after="80"/>
+        <w:ind w:left="0" w:right="709"/>
+        <w:jc w:val="both"/>
+      </w:pPr>
+    </w:p>
+    <w:p>
+      <w:pPr>
+        <w:pStyle w:val="ListeParagraf"/>
+        <w:bidi/>
+        <w:spacing w:before="120" w:after="60"/>
+        <w:ind w:left="0" w:right="709"/>
+      </w:pPr>
+      <w:r>
+        <w:rPr>
+          <w:rFonts w:ascii="Calibri" w:hAnsi="Calibri" w:cs="Arial"/>
+          <w:b/>
+          <w:bCs/>
+          <w:rtl/>
+          <w:sz w:val="24"/>
+          <w:szCs w:val="24"/>
+        </w:rPr>
+        <w:t xml:space="preserve">5. تأكيد الطلبية ومتابعة التسليم</w:t>
+      </w:r>
+    </w:p>
+    <w:p>
+      <w:pPr>
+        <w:pStyle w:val="ListeParagraf"/>
+        <w:bidi/>
+        <w:spacing w:after="80"/>
+        <w:ind w:left="0" w:right="709"/>
+        <w:jc w:val="both"/>
+      </w:pPr>
+      <w:r>
+        <w:rPr>
+          <w:rFonts w:ascii="Calibri" w:hAnsi="Calibri" w:cs="Arial"/>
+          <w:rtl/>
+          <w:sz w:val="24"/>
+          <w:szCs w:val="24"/>
+        </w:rPr>
+        <w:t xml:space="preserve">5.1. يؤكد المورد الطلب كتابيًا؛ وتُتابع الطلبيات غير المؤكدة وتُسجل في نموذج تأكيد الطلبية ومتابعة مدة التوريد (FRM-SAT-03) (TLM-SAT-03).</w:t>
+      </w:r>
+    </w:p>
+    <w:p>
+      <w:pPr>
+        <w:pStyle w:val="ListeParagraf"/>
+        <w:bidi/>
+        <w:spacing w:after="80"/>
+        <w:ind w:left="0" w:right="709"/>
+        <w:jc w:val="both"/>
+      </w:pPr>
+      <w:r>
+        <w:rPr>
+          <w:rFonts w:ascii="Calibri" w:hAnsi="Calibri" w:cs="Arial"/>
+          <w:rtl/>
+          <w:sz w:val="24"/>
+          <w:szCs w:val="24"/>
+        </w:rPr>
+        <w:t xml:space="preserve">5.2. تتابع إدارة المشتريات الطلبية حتى التسليم وتحدّث قائمة المتابعة أسبوعيًا وتبلغ تخطيط الإنتاج فورًا بأي تأخير أو خطر تأخير.</w:t>
+      </w:r>
+    </w:p>
+    <w:p>
+      <w:pPr>
+        <w:pStyle w:val="ListeParagraf"/>
+        <w:bidi/>
+        <w:spacing w:after="80"/>
+        <w:ind w:left="0" w:right="709"/>
+        <w:jc w:val="both"/>
+      </w:pPr>
+      <w:r>
+        <w:rPr>
+          <w:rFonts w:ascii="Calibri" w:hAnsi="Calibri" w:cs="Arial"/>
+          <w:rtl/>
+          <w:sz w:val="24"/>
+          <w:szCs w:val="24"/>
+        </w:rPr>
+        <w:t xml:space="preserve">5.3. عندما يؤثر التأخير على طلبية عميل، يقرر التخطيط والميرشندايزينغ المصدر البديل أو الشحن الجزئي أو إجراء التعجيل.</w:t>
+      </w:r>
+    </w:p>
+    <w:p>
+      <w:pPr>
+        <w:pStyle w:val="ListeParagraf"/>
+        <w:bidi/>
+        <w:spacing w:after="80"/>
+        <w:ind w:left="0" w:right="709"/>
+        <w:jc w:val="both"/>
+      </w:pPr>
+    </w:p>
+    <w:p>
+      <w:pPr>
+        <w:pStyle w:val="ListeParagraf"/>
+        <w:bidi/>
+        <w:spacing w:before="120" w:after="60"/>
+        <w:ind w:left="0" w:right="709"/>
+      </w:pPr>
+      <w:r>
+        <w:rPr>
+          <w:rFonts w:ascii="Calibri" w:hAnsi="Calibri" w:cs="Arial"/>
+          <w:b/>
+          <w:bCs/>
+          <w:rtl/>
+          <w:sz w:val="24"/>
+          <w:szCs w:val="24"/>
+        </w:rPr>
+        <w:t xml:space="preserve">6. الاستلام والفحص</w:t>
+      </w:r>
+    </w:p>
+    <w:p>
+      <w:pPr>
+        <w:pStyle w:val="ListeParagraf"/>
+        <w:bidi/>
+        <w:spacing w:after="80"/>
+        <w:ind w:left="0" w:right="709"/>
+        <w:jc w:val="both"/>
+      </w:pPr>
+      <w:r>
+        <w:rPr>
+          <w:rFonts w:ascii="Calibri" w:hAnsi="Calibri" w:cs="Arial"/>
+          <w:rtl/>
+          <w:sz w:val="24"/>
+          <w:szCs w:val="24"/>
+        </w:rPr>
+        <w:t xml:space="preserve">6.1. يستلم المخزن البضائع وفق EMS.DP.PRO.08.01. ويفحصها ضمان الجودة وفق EMS.QA.PRO.02.09؛ وتُراجع شهادات المورد وتقارير الاختبار المطلوبة في الطلبية.</w:t>
+      </w:r>
+    </w:p>
+    <w:p>
+      <w:pPr>
+        <w:pStyle w:val="ListeParagraf"/>
+        <w:bidi/>
+        <w:spacing w:after="80"/>
+        <w:ind w:left="0" w:right="709"/>
+        <w:jc w:val="both"/>
+      </w:pPr>
+      <w:r>
+        <w:rPr>
+          <w:rFonts w:ascii="Calibri" w:hAnsi="Calibri" w:cs="Arial"/>
+          <w:rtl/>
+          <w:sz w:val="24"/>
+          <w:szCs w:val="24"/>
+        </w:rPr>
+        <w:t xml:space="preserve">6.2. توضع البضائع غير المطابقة في حالة احتجاز وتوضع عليها بطاقات، ويُبلغ المورد في اليوم نفسه، وتُرد البضائع أو تُستبدل أو تُقبل بتنازل حسب قرار ضمان الجودة والقسم الطالب.</w:t>
+      </w:r>
+    </w:p>
+    <w:p>
+      <w:pPr>
+        <w:pStyle w:val="ListeParagraf"/>
+        <w:bidi/>
+        <w:spacing w:after="80"/>
+        <w:ind w:left="0" w:right="709"/>
+        <w:jc w:val="both"/>
+      </w:pPr>
+      <w:r>
+        <w:rPr>
+          <w:rFonts w:ascii="Calibri" w:hAnsi="Calibri" w:cs="Arial"/>
+          <w:rtl/>
+          <w:sz w:val="24"/>
+          <w:szCs w:val="24"/>
+        </w:rPr>
+        <w:t xml:space="preserve">6.3. تُطابق فواتير الموردين مع أمر الشراء ومذكرة استلام البضائع قبل الدفع.</w:t>
+      </w:r>
+    </w:p>
+    <w:p>
+      <w:pPr>
+        <w:pStyle w:val="ListeParagraf"/>
+        <w:bidi/>
+        <w:spacing w:after="80"/>
+        <w:ind w:left="0" w:right="709"/>
+        <w:jc w:val="both"/>
+      </w:pPr>
+    </w:p>
+    <w:p>
+      <w:pPr>
+        <w:pStyle w:val="ListeParagraf"/>
+        <w:bidi/>
+        <w:spacing w:before="120" w:after="60"/>
+        <w:ind w:left="0" w:right="709"/>
+      </w:pPr>
+      <w:r>
+        <w:rPr>
+          <w:rFonts w:ascii="Calibri" w:hAnsi="Calibri" w:cs="Arial"/>
+          <w:b/>
+          <w:bCs/>
+          <w:rtl/>
+          <w:sz w:val="24"/>
+          <w:szCs w:val="24"/>
+        </w:rPr>
+        <w:t xml:space="preserve">7. عدم المطابقة والإجراء التصحيحي</w:t>
+      </w:r>
+    </w:p>
+    <w:p>
+      <w:pPr>
+        <w:pStyle w:val="ListeParagraf"/>
+        <w:bidi/>
+        <w:spacing w:after="80"/>
+        <w:ind w:left="0" w:right="709"/>
+        <w:jc w:val="both"/>
+      </w:pPr>
+      <w:r>
+        <w:rPr>
+          <w:rFonts w:ascii="Calibri" w:hAnsi="Calibri" w:cs="Arial"/>
+          <w:rtl/>
+          <w:sz w:val="24"/>
+          <w:szCs w:val="24"/>
+        </w:rPr>
+        <w:t xml:space="preserve">7.1. تُعد التالية حالات عدم مطابقة: الشراء من مورد غير معتمد، أو توريد خارج المواصفات، أو تكرار التأخر في التسليم، أو إصدار طلبية دون مواصفات مكتوبة.</w:t>
+      </w:r>
+    </w:p>
+    <w:p>
+      <w:pPr>
+        <w:pStyle w:val="ListeParagraf"/>
+        <w:bidi/>
+        <w:spacing w:after="80"/>
+        <w:ind w:left="0" w:right="709"/>
+        <w:jc w:val="both"/>
+      </w:pPr>
+      <w:r>
+        <w:rPr>
+          <w:rFonts w:ascii="Calibri" w:hAnsi="Calibri" w:cs="Arial"/>
+          <w:rtl/>
+          <w:sz w:val="24"/>
+          <w:szCs w:val="24"/>
+        </w:rPr>
+        <w:t xml:space="preserve">7.2. الإجراء الفوري: تُحجر البضائع غير المطابقة، ويُبلغ المورد وضمان الجودة في اليوم نفسه.</w:t>
+      </w:r>
+    </w:p>
+    <w:p>
+      <w:pPr>
+        <w:pStyle w:val="ListeParagraf"/>
+        <w:bidi/>
+        <w:spacing w:after="80"/>
+        <w:ind w:left="0" w:right="709"/>
+        <w:jc w:val="both"/>
+      </w:pPr>
+      <w:r>
+        <w:rPr>
+          <w:rFonts w:ascii="Calibri" w:hAnsi="Calibri" w:cs="Arial"/>
+          <w:rtl/>
+          <w:sz w:val="24"/>
+          <w:szCs w:val="24"/>
+        </w:rPr>
+        <w:t xml:space="preserve">7.3. يُطلب من المورد تقرير 8D (الاستجابة الأولى خلال 24 ساعة)؛ ويُفتح إجراء تصحيحي (DOP/CAPA) وفق EMS.KS.PRO.22.03، ويُفعّل مورد بديل عند الضرورة.</w:t>
+      </w:r>
+    </w:p>
+    <w:p>
+      <w:pPr>
+        <w:pStyle w:val="ListeParagraf"/>
+        <w:bidi/>
+        <w:spacing w:after="80"/>
+        <w:ind w:left="0" w:right="709"/>
+        <w:jc w:val="both"/>
+      </w:pPr>
+      <w:r>
+        <w:rPr>
+          <w:rFonts w:ascii="Calibri" w:hAnsi="Calibri" w:cs="Arial"/>
+          <w:rtl/>
+          <w:sz w:val="24"/>
+          <w:szCs w:val="24"/>
+        </w:rPr>
+        <w:t xml:space="preserve">7.4. لا تُغلق الحالة إلا بعد التحقق من فعالية الإجراء في التوريدات الثلاثة التالية.</w:t>
+      </w:r>
+    </w:p>
+    <w:p>
+      <w:pPr>
+        <w:pStyle w:val="ListeParagraf"/>
+        <w:bidi/>
+        <w:spacing w:after="80"/>
+        <w:ind w:left="0" w:right="709"/>
+        <w:jc w:val="both"/>
+      </w:pPr>
+    </w:p>
+    <w:p>
+      <w:pPr>
+        <w:pStyle w:val="ListeParagraf"/>
+        <w:bidi/>
+        <w:spacing w:before="120" w:after="60"/>
+        <w:ind w:left="0" w:right="709"/>
+      </w:pPr>
+      <w:r>
+        <w:rPr>
+          <w:rFonts w:ascii="Calibri" w:hAnsi="Calibri" w:cs="Arial"/>
+          <w:b/>
+          <w:bCs/>
+          <w:rtl/>
+          <w:sz w:val="24"/>
+          <w:szCs w:val="24"/>
+        </w:rPr>
+        <w:t xml:space="preserve">8. المتابعة والأداء</w:t>
+      </w:r>
+    </w:p>
+    <w:p>
+      <w:pPr>
+        <w:pStyle w:val="ListeParagraf"/>
+        <w:bidi/>
+        <w:spacing w:after="80"/>
+        <w:ind w:left="0" w:right="709"/>
+        <w:jc w:val="both"/>
+      </w:pPr>
+      <w:r>
+        <w:rPr>
+          <w:rFonts w:ascii="Calibri" w:hAnsi="Calibri" w:cs="Arial"/>
+          <w:rtl/>
+          <w:sz w:val="24"/>
+          <w:szCs w:val="24"/>
+        </w:rPr>
+        <w:t xml:space="preserve">8.1. يتابع مدير المشتريات المؤشرات التالية شهريًا ويعرضها في مراجعة الإدارة:</w:t>
       </w:r>
     </w:p>
     <w:p>
@@ -2332,7 +2974,7 @@
           <w:sz w:val="24"/>
           <w:szCs w:val="24"/>
         </w:rPr>
-        <w:t xml:space="preserve">EMS.SA.PRO.04.01. إجراء اختيار المقاولين (الموردين)</w:t>
+        <w:t xml:space="preserve">نسبة التسليم في الموعد من الموردين (هدف إرشادي: 95% على الأقل)،</w:t>
       </w:r>
     </w:p>
     <w:p>
@@ -2353,7 +2995,7 @@
           <w:sz w:val="24"/>
           <w:szCs w:val="24"/>
         </w:rPr>
-        <w:t xml:space="preserve">EMS.SA.PRO.04.03. إجراء تقييم الموردين والمقاولين من الباطن</w:t>
+        <w:t xml:space="preserve">نسبة التوريدات المرفوضة أو غير المطابقة (%)،</w:t>
       </w:r>
     </w:p>
     <w:p>
@@ -2374,7 +3016,7 @@
           <w:sz w:val="24"/>
           <w:szCs w:val="24"/>
         </w:rPr>
-        <w:t xml:space="preserve">EMS.DP.PRO.08.01. إجراء استلام المواد وتخزينها</w:t>
+        <w:t xml:space="preserve">عدد المشتريات من موردين غير معتمدين (الهدف: صفر)،</w:t>
       </w:r>
     </w:p>
     <w:p>
@@ -2395,7 +3037,25 @@
           <w:sz w:val="24"/>
           <w:szCs w:val="24"/>
         </w:rPr>
-        <w:t xml:space="preserve">إجراء شراء الكيماويات</w:t>
+        <w:t xml:space="preserve">نسبة أوامر الشراء المؤكدة كتابيًا من المورد (الهدف: 100%).</w:t>
+      </w:r>
+    </w:p>
+    <w:p>
+      <w:pPr>
+        <w:pStyle w:val="ListeParagraf"/>
+        <w:bidi/>
+        <w:spacing w:after="80"/>
+        <w:ind w:left="0" w:right="709"/>
+        <w:jc w:val="both"/>
+      </w:pPr>
+      <w:r>
+        <w:rPr>
+          <w:rFonts w:ascii="Calibri" w:hAnsi="Calibri" w:cs="Arial"/>
+          <w:rtl/>
+          <w:sz w:val="24"/>
+          <w:szCs w:val="24"/>
+        </w:rPr>
+        <w:t xml:space="preserve">8.2. تُحدد الأهداف في سياسة الشركة ومواصفات العميل وتُحدّث عند الحاجة.</w:t>
       </w:r>
     </w:p>
     <w:p>
@@ -2423,7 +3083,259 @@
           <w:sz w:val="24"/>
           <w:szCs w:val="24"/>
         </w:rPr>
-        <w:t xml:space="preserve">8. التغذية الراجعة والمتابعة</w:t>
+        <w:t xml:space="preserve">9. الوثائق والسجلات ذات الصلة</w:t>
+      </w:r>
+    </w:p>
+    <w:p>
+      <w:pPr>
+        <w:pStyle w:val="ListeParagraf"/>
+        <w:numPr>
+          <w:ilvl w:val="0"/>
+          <w:numId w:val="1"/>
+        </w:numPr>
+        <w:bidi/>
+        <w:spacing w:after="60"/>
+        <w:jc w:val="both"/>
+      </w:pPr>
+      <w:r>
+        <w:rPr>
+          <w:rFonts w:ascii="Calibri" w:hAnsi="Calibri" w:cs="Arial"/>
+          <w:rtl/>
+          <w:sz w:val="24"/>
+          <w:szCs w:val="24"/>
+        </w:rPr>
+        <w:t xml:space="preserve">نموذج طلب الشراء والطلبية (FRM-SAT-02)</w:t>
+      </w:r>
+    </w:p>
+    <w:p>
+      <w:pPr>
+        <w:pStyle w:val="ListeParagraf"/>
+        <w:numPr>
+          <w:ilvl w:val="0"/>
+          <w:numId w:val="1"/>
+        </w:numPr>
+        <w:bidi/>
+        <w:spacing w:after="60"/>
+        <w:jc w:val="both"/>
+      </w:pPr>
+      <w:r>
+        <w:rPr>
+          <w:rFonts w:ascii="Calibri" w:hAnsi="Calibri" w:cs="Arial"/>
+          <w:rtl/>
+          <w:sz w:val="24"/>
+          <w:szCs w:val="24"/>
+        </w:rPr>
+        <w:t xml:space="preserve">نموذج تأكيد الطلبية ومتابعة مدة التوريد (FRM-SAT-03)</w:t>
+      </w:r>
+    </w:p>
+    <w:p>
+      <w:pPr>
+        <w:pStyle w:val="ListeParagraf"/>
+        <w:numPr>
+          <w:ilvl w:val="0"/>
+          <w:numId w:val="1"/>
+        </w:numPr>
+        <w:bidi/>
+        <w:spacing w:after="60"/>
+        <w:jc w:val="both"/>
+      </w:pPr>
+      <w:r>
+        <w:rPr>
+          <w:rFonts w:ascii="Calibri" w:hAnsi="Calibri" w:cs="Arial"/>
+          <w:rtl/>
+          <w:sz w:val="24"/>
+          <w:szCs w:val="24"/>
+        </w:rPr>
+        <w:t xml:space="preserve">نماذج مقارنة عروض الأسعار</w:t>
+      </w:r>
+    </w:p>
+    <w:p>
+      <w:pPr>
+        <w:pStyle w:val="ListeParagraf"/>
+        <w:numPr>
+          <w:ilvl w:val="0"/>
+          <w:numId w:val="1"/>
+        </w:numPr>
+        <w:bidi/>
+        <w:spacing w:after="60"/>
+        <w:jc w:val="both"/>
+      </w:pPr>
+      <w:r>
+        <w:rPr>
+          <w:rFonts w:ascii="Calibri" w:hAnsi="Calibri" w:cs="Arial"/>
+          <w:rtl/>
+          <w:sz w:val="24"/>
+          <w:szCs w:val="24"/>
+        </w:rPr>
+        <w:t xml:space="preserve">قائمة الموردين المعتمدين</w:t>
+      </w:r>
+    </w:p>
+    <w:p>
+      <w:pPr>
+        <w:pStyle w:val="ListeParagraf"/>
+        <w:numPr>
+          <w:ilvl w:val="0"/>
+          <w:numId w:val="1"/>
+        </w:numPr>
+        <w:bidi/>
+        <w:spacing w:after="60"/>
+        <w:jc w:val="both"/>
+      </w:pPr>
+      <w:r>
+        <w:rPr>
+          <w:rFonts w:ascii="Calibri" w:hAnsi="Calibri" w:cs="Arial"/>
+          <w:rtl/>
+          <w:sz w:val="24"/>
+          <w:szCs w:val="24"/>
+        </w:rPr>
+        <w:t xml:space="preserve">PRS-SAT-02 إجراء المشتريات؛ TLM-SAT-02 تعليمات المواصفات وإصدار الطلبيات؛ TLM-SAT-03 تعليمات تأكيد الطلبية ومتابعة مدة التوريد</w:t>
+      </w:r>
+    </w:p>
+    <w:p>
+      <w:pPr>
+        <w:pStyle w:val="ListeParagraf"/>
+        <w:numPr>
+          <w:ilvl w:val="0"/>
+          <w:numId w:val="1"/>
+        </w:numPr>
+        <w:bidi/>
+        <w:spacing w:after="60"/>
+        <w:jc w:val="both"/>
+      </w:pPr>
+      <w:r>
+        <w:rPr>
+          <w:rFonts w:ascii="Calibri" w:hAnsi="Calibri" w:cs="Arial"/>
+          <w:rtl/>
+          <w:sz w:val="24"/>
+          <w:szCs w:val="24"/>
+        </w:rPr>
+        <w:t xml:space="preserve">EMS.SA.POL.04.01. سياسة المشتريات</w:t>
+      </w:r>
+    </w:p>
+    <w:p>
+      <w:pPr>
+        <w:pStyle w:val="ListeParagraf"/>
+        <w:numPr>
+          <w:ilvl w:val="0"/>
+          <w:numId w:val="1"/>
+        </w:numPr>
+        <w:bidi/>
+        <w:spacing w:after="60"/>
+        <w:jc w:val="both"/>
+      </w:pPr>
+      <w:r>
+        <w:rPr>
+          <w:rFonts w:ascii="Calibri" w:hAnsi="Calibri" w:cs="Arial"/>
+          <w:rtl/>
+          <w:sz w:val="24"/>
+          <w:szCs w:val="24"/>
+        </w:rPr>
+        <w:t xml:space="preserve">EMS.SA.PRO.04.03. إجراء تقييم الموردين والمقاولين من الباطن</w:t>
+      </w:r>
+    </w:p>
+    <w:p>
+      <w:pPr>
+        <w:pStyle w:val="ListeParagraf"/>
+        <w:numPr>
+          <w:ilvl w:val="0"/>
+          <w:numId w:val="1"/>
+        </w:numPr>
+        <w:bidi/>
+        <w:spacing w:after="60"/>
+        <w:jc w:val="both"/>
+      </w:pPr>
+      <w:r>
+        <w:rPr>
+          <w:rFonts w:ascii="Calibri" w:hAnsi="Calibri" w:cs="Arial"/>
+          <w:rtl/>
+          <w:sz w:val="24"/>
+          <w:szCs w:val="24"/>
+        </w:rPr>
+        <w:t xml:space="preserve">EMS.DP.PRO.08.01. إجراء استلام المواد وتخزينها</w:t>
+      </w:r>
+    </w:p>
+    <w:p>
+      <w:pPr>
+        <w:pStyle w:val="ListeParagraf"/>
+        <w:numPr>
+          <w:ilvl w:val="0"/>
+          <w:numId w:val="1"/>
+        </w:numPr>
+        <w:bidi/>
+        <w:spacing w:after="60"/>
+        <w:jc w:val="both"/>
+      </w:pPr>
+      <w:r>
+        <w:rPr>
+          <w:rFonts w:ascii="Calibri" w:hAnsi="Calibri" w:cs="Arial"/>
+          <w:rtl/>
+          <w:sz w:val="24"/>
+          <w:szCs w:val="24"/>
+        </w:rPr>
+        <w:t xml:space="preserve">EMS.QA.PRO.02.09. إجراء فحص الجودة (الوارد، أثناء الإنتاج، النهائي AQL)</w:t>
+      </w:r>
+    </w:p>
+    <w:p>
+      <w:pPr>
+        <w:pStyle w:val="ListeParagraf"/>
+        <w:numPr>
+          <w:ilvl w:val="0"/>
+          <w:numId w:val="1"/>
+        </w:numPr>
+        <w:bidi/>
+        <w:spacing w:after="60"/>
+        <w:jc w:val="both"/>
+      </w:pPr>
+      <w:r>
+        <w:rPr>
+          <w:rFonts w:ascii="Calibri" w:hAnsi="Calibri" w:cs="Arial"/>
+          <w:rtl/>
+          <w:sz w:val="24"/>
+          <w:szCs w:val="24"/>
+        </w:rPr>
+        <w:t xml:space="preserve">EMS.KM.PRO.20.04. إجراء شراء الكيماويات</w:t>
+      </w:r>
+    </w:p>
+    <w:p>
+      <w:pPr>
+        <w:pStyle w:val="ListeParagraf"/>
+        <w:numPr>
+          <w:ilvl w:val="0"/>
+          <w:numId w:val="1"/>
+        </w:numPr>
+        <w:bidi/>
+        <w:spacing w:after="60"/>
+        <w:jc w:val="both"/>
+      </w:pPr>
+      <w:r>
+        <w:rPr>
+          <w:rFonts w:ascii="Calibri" w:hAnsi="Calibri" w:cs="Arial"/>
+          <w:rtl/>
+          <w:sz w:val="24"/>
+          <w:szCs w:val="24"/>
+        </w:rPr>
+        <w:t xml:space="preserve">EMS.KS.PRO.22.03. إجراء الإجراءات التصحيحية والوقائية (CAPA) لمشكلات الجودة</w:t>
+      </w:r>
+    </w:p>
+    <w:p>
+      <w:pPr>
+        <w:pStyle w:val="ListeParagraf"/>
+        <w:numPr>
+          <w:ilvl w:val="0"/>
+          <w:numId w:val="1"/>
+        </w:numPr>
+        <w:bidi/>
+        <w:spacing w:after="60"/>
+        <w:jc w:val="both"/>
+      </w:pPr>
+      <w:r>
+        <w:rPr>
+          <w:rFonts w:ascii="Calibri" w:hAnsi="Calibri" w:cs="Arial"/>
+          <w:rtl/>
+          <w:sz w:val="24"/>
+          <w:szCs w:val="24"/>
+        </w:rPr>
+        <w:t xml:space="preserve">EMS.GR.PRO.14.01. إجراء استلام مواد GRS/RCS وفصلها وتوازن الكتلة</w:t>
       </w:r>
     </w:p>
     <w:p>
@@ -2434,17 +3346,44 @@
         <w:ind w:left="0" w:right="709"/>
         <w:jc w:val="both"/>
       </w:pPr>
-      <w:r>
-        <w:rPr>
-          <w:rFonts w:ascii="Calibri" w:hAnsi="Calibri" w:cs="Arial"/>
-          <w:rtl/>
-          <w:sz w:val="24"/>
-          <w:szCs w:val="24"/>
-        </w:rPr>
-        <w:t xml:space="preserve">يُراجع هذا الإجراء سنويًا من قبل مدير المشتريات. وتُقيّم ملاحظات الأقسام الطالبة والمخزن وضمان الجودة، ويُعدل الإجراء عند الحاجة.</w:t>
-      </w:r>
-    </w:p>
-    <w:p/>
+    </w:p>
+    <w:p>
+      <w:pPr>
+        <w:pStyle w:val="ListeParagraf"/>
+        <w:bidi/>
+        <w:spacing w:before="120" w:after="60"/>
+        <w:ind w:left="0" w:right="709"/>
+      </w:pPr>
+      <w:r>
+        <w:rPr>
+          <w:rFonts w:ascii="Calibri" w:hAnsi="Calibri" w:cs="Arial"/>
+          <w:b/>
+          <w:bCs/>
+          <w:rtl/>
+          <w:sz w:val="24"/>
+          <w:szCs w:val="24"/>
+        </w:rPr>
+        <w:t xml:space="preserve">10. التغذية الراجعة والمتابعة</w:t>
+      </w:r>
+    </w:p>
+    <w:p>
+      <w:pPr>
+        <w:pStyle w:val="ListeParagraf"/>
+        <w:bidi/>
+        <w:spacing w:after="80"/>
+        <w:ind w:left="0" w:right="709"/>
+        <w:jc w:val="both"/>
+      </w:pPr>
+      <w:r>
+        <w:rPr>
+          <w:rFonts w:ascii="Calibri" w:hAnsi="Calibri" w:cs="Arial"/>
+          <w:rtl/>
+          <w:sz w:val="24"/>
+          <w:szCs w:val="24"/>
+        </w:rPr>
+        <w:t xml:space="preserve">يُراجع هذا الإجراء سنويًا من قبل مدير المشتريات. وتُقيّم ملاحظات الأقسام الطالبة والمخزن وضمان الجودة، ويُعدل الإجراء عند الحاجة. وتُحفظ السجلات لمدة ثلاث سنوات.</w:t>
+      </w:r>
+    </w:p>
     <w:p>
       <w:pPr>
         <w:pStyle w:val="ListeParagraf"/>
@@ -3642,6 +4581,23 @@
     </w:tbl>
     <w:p>
       <w:pPr>
+        <w:pStyle w:val="ListeParagraf"/>
+        <w:spacing w:before="160" w:after="0"/>
+        <w:ind w:left="709"/>
+      </w:pPr>
+      <w:r>
+        <w:rPr>
+          <w:rFonts w:ascii="Calibri" w:hAnsi="Calibri" w:cs="Calibri"/>
+          <w:b/>
+          <w:bCs/>
+          <w:sz w:val="20"/>
+          <w:szCs w:val="20"/>
+        </w:rPr>
+        <w:t xml:space="preserve">Hazırlayan: Satın Alma Müdürü  ..........................    Kalite Müdürü: ..........................</w:t>
+      </w:r>
+    </w:p>
+    <w:p>
+      <w:pPr>
         <w:tabs>
           <w:tab w:val="left" w:pos="851"/>
         </w:tabs>
@@ -4186,7 +5142,7 @@
               <w:sz w:val="16"/>
               <w:szCs w:val="16"/>
             </w:rPr>
-            <w:t>0</w:t>
+            <w:t>1</w:t>
           </w:r>
         </w:p>
         <w:p>
@@ -4205,7 +5161,7 @@
               <w:sz w:val="16"/>
               <w:szCs w:val="16"/>
             </w:rPr>
-            <w:t>… / … / …</w:t>
+            <w:t>14.10.2026</w:t>
           </w:r>
         </w:p>
       </w:tc>

--- a/prosedurler/EMS.SA.PRO.04.02. Purchasing Procedure.docx
+++ b/prosedurler/EMS.SA.PRO.04.02. Purchasing Procedure.docx
@@ -4593,7 +4593,41 @@
           <w:sz w:val="20"/>
           <w:szCs w:val="20"/>
         </w:rPr>
-        <w:t xml:space="preserve">Hazırlayan: Satın Alma Müdürü  ..........................    Kalite Müdürü: ..........................</w:t>
+        <w:t xml:space="preserve">Hazırlayan: Satın Alma Müdürü  ..........................</w:t>
+      </w:r>
+    </w:p>
+    <w:p>
+      <w:pPr>
+        <w:pStyle w:val="ListeParagraf"/>
+        <w:spacing w:before="40" w:after="0"/>
+        <w:ind w:left="709"/>
+      </w:pPr>
+      <w:r>
+        <w:rPr>
+          <w:rFonts w:ascii="Calibri" w:hAnsi="Calibri" w:cs="Calibri"/>
+          <w:b/>
+          <w:bCs/>
+          <w:sz w:val="20"/>
+          <w:szCs w:val="20"/>
+        </w:rPr>
+        <w:t xml:space="preserve">Kontrol: Satın Alma Müdürü  ..........................</w:t>
+      </w:r>
+    </w:p>
+    <w:p>
+      <w:pPr>
+        <w:pStyle w:val="ListeParagraf"/>
+        <w:spacing w:before="40" w:after="0"/>
+        <w:ind w:left="709"/>
+      </w:pPr>
+      <w:r>
+        <w:rPr>
+          <w:rFonts w:ascii="Calibri" w:hAnsi="Calibri" w:cs="Calibri"/>
+          <w:b/>
+          <w:bCs/>
+          <w:sz w:val="20"/>
+          <w:szCs w:val="20"/>
+        </w:rPr>
+        <w:t xml:space="preserve">Kalite Müdürü: ..........................    Fabrika Müdürü: ..........................</w:t>
       </w:r>
     </w:p>
     <w:p>

--- a/prosedurler/EMS.SA.PRO.04.02. Purchasing Procedure.docx
+++ b/prosedurler/EMS.SA.PRO.04.02. Purchasing Procedure.docx
@@ -621,7 +621,7 @@
           <w:sz w:val="24"/>
           <w:szCs w:val="24"/>
         </w:rPr>
-        <w:t xml:space="preserve">1.3. The requesting department fills in the Purchase Request and Order Form (FRM-SAT-02) with the technical specification, quantity, required date and, where needed, the customer or certification requirement (for example GRS, OCS, RSL) (TLM-SAT-02).</w:t>
+        <w:t xml:space="preserve">1.3. The requesting department fills in the Purchase Request and Order Form (EMS.SA.FRM.04.02) with the technical specification, quantity, required date and, where needed, the customer or certification requirement (for example GRS, OCS, RSL) (EMS.SA.TL.04.02).</w:t>
       </w:r>
     </w:p>
     <w:p>
@@ -973,7 +973,7 @@
           <w:sz w:val="24"/>
           <w:szCs w:val="24"/>
         </w:rPr>
-        <w:t xml:space="preserve">5.1. The supplier confirms the order in writing; unconfirmed orders are chased and recorded on the Order Confirmation and Lead-Time Follow-Up Form (FRM-SAT-03) (TLM-SAT-03).</w:t>
+        <w:t xml:space="preserve">5.1. The supplier confirms the order in writing; unconfirmed orders are chased and recorded on the Order Confirmation and Lead-Time Follow-Up Form (EMS.SA.FRM.04.03) (EMS.SA.TL.04.02).</w:t>
       </w:r>
     </w:p>
     <w:p>
@@ -1344,7 +1344,7 @@
           <w:sz w:val="24"/>
           <w:szCs w:val="24"/>
         </w:rPr>
-        <w:t xml:space="preserve">Purchase Request and Order Form (FRM-SAT-02)</w:t>
+        <w:t xml:space="preserve">Purchase Request and Order Form (EMS.SA.FRM.04.02)</w:t>
       </w:r>
     </w:p>
     <w:p>
@@ -1363,7 +1363,7 @@
           <w:sz w:val="24"/>
           <w:szCs w:val="24"/>
         </w:rPr>
-        <w:t xml:space="preserve">Order Confirmation and Lead-Time Follow-Up Form (FRM-SAT-03)</w:t>
+        <w:t xml:space="preserve">Order Confirmation and Lead-Time Follow-Up Form (EMS.SA.FRM.04.03)</w:t>
       </w:r>
     </w:p>
     <w:p>
@@ -1420,7 +1420,7 @@
           <w:sz w:val="24"/>
           <w:szCs w:val="24"/>
         </w:rPr>
-        <w:t xml:space="preserve">PRS-SAT-02 Purchasing Procedure; TLM-SAT-02 Specification and ordering instruction; TLM-SAT-03 Order confirmation and lead-time follow-up</w:t>
+        <w:t xml:space="preserve">EMS.SA.PRO.04.02 Purchasing Procedure; EMS.SA.TL.04.02 Specification and ordering instruction; EMS.SA.TL.04.02 Order confirmation and lead-time follow-up</w:t>
       </w:r>
     </w:p>
     <w:p>
@@ -2295,7 +2295,7 @@
           <w:sz w:val="24"/>
           <w:szCs w:val="24"/>
         </w:rPr>
-        <w:t xml:space="preserve">1.3. يملأ القسم الطالب نموذج طلب الشراء والطلبية (FRM-SAT-02) متضمنًا المواصفات الفنية والكمية والتاريخ المطلوب، وعند الحاجة متطلبات العميل أو الشهادة (مثل GRS وOCS وRSL) (TLM-SAT-02).</w:t>
+        <w:t xml:space="preserve">1.3. يملأ القسم الطالب نموذج طلب الشراء والطلبية (EMS.SA.FRM.04.02) متضمنًا المواصفات الفنية والكمية والتاريخ المطلوب، وعند الحاجة متطلبات العميل أو الشهادة (مثل GRS وOCS وRSL) (EMS.SA.TL.04.02).</w:t>
       </w:r>
     </w:p>
     <w:p>
@@ -2689,7 +2689,7 @@
           <w:sz w:val="24"/>
           <w:szCs w:val="24"/>
         </w:rPr>
-        <w:t xml:space="preserve">5.1. يؤكد المورد الطلب كتابيًا؛ وتُتابع الطلبيات غير المؤكدة وتُسجل في نموذج تأكيد الطلبية ومتابعة مدة التوريد (FRM-SAT-03) (TLM-SAT-03).</w:t>
+        <w:t xml:space="preserve">5.1. يؤكد المورد الطلب كتابيًا؛ وتُتابع الطلبيات غير المؤكدة وتُسجل في نموذج تأكيد الطلبية ومتابعة مدة التوريد (EMS.SA.FRM.04.03) (EMS.SA.TL.04.02).</w:t>
       </w:r>
     </w:p>
     <w:p>
@@ -3104,7 +3104,7 @@
           <w:sz w:val="24"/>
           <w:szCs w:val="24"/>
         </w:rPr>
-        <w:t xml:space="preserve">نموذج طلب الشراء والطلبية (FRM-SAT-02)</w:t>
+        <w:t xml:space="preserve">نموذج طلب الشراء والطلبية (EMS.SA.FRM.04.02)</w:t>
       </w:r>
     </w:p>
     <w:p>
@@ -3125,7 +3125,7 @@
           <w:sz w:val="24"/>
           <w:szCs w:val="24"/>
         </w:rPr>
-        <w:t xml:space="preserve">نموذج تأكيد الطلبية ومتابعة مدة التوريد (FRM-SAT-03)</w:t>
+        <w:t xml:space="preserve">نموذج تأكيد الطلبية ومتابعة مدة التوريد (EMS.SA.FRM.04.03)</w:t>
       </w:r>
     </w:p>
     <w:p>
@@ -3188,7 +3188,7 @@
           <w:sz w:val="24"/>
           <w:szCs w:val="24"/>
         </w:rPr>
-        <w:t xml:space="preserve">PRS-SAT-02 إجراء المشتريات؛ TLM-SAT-02 تعليمات المواصفات وإصدار الطلبيات؛ TLM-SAT-03 تعليمات تأكيد الطلبية ومتابعة مدة التوريد</w:t>
+        <w:t xml:space="preserve">EMS.SA.PRO.04.02 إجراء المشتريات؛ EMS.SA.TL.04.02 تعليمات المواصفات وإصدار الطلبيات؛ EMS.SA.TL.04.02 تعليمات تأكيد الطلبية ومتابعة مدة التوريد</w:t>
       </w:r>
     </w:p>
     <w:p>
